--- a/eng/docx/010.content.docx
+++ b/eng/docx/010.content.docx
@@ -19,7 +19,7 @@
         <w:rPr>
           <w:lang w:val="en_US" w:bidi="en_US"/>
         </w:rPr>
-        <w:t>Resource: Images (SRV)</w:t>
+        <w:t>Resource: Familiarization, Internalization, Articulation (Fia) Images</w:t>
       </w:r>
       <w:r>
         <w:rPr>
@@ -90,7 +90,7 @@
         <w:rPr>
           <w:lang w:val="en_US" w:bidi="en_US"/>
         </w:rPr>
-        <w:t>Images (SRV)</w:t>
+        <w:t>Familiarization, Internalization, Articulation (Fia) Images</w:t>
       </w:r>
     </w:p>
     <w:p>
@@ -144,26 +144,6 @@
       </w:r>
       <w:r>
         <w:rPr>
-          <w:i/>
-          <w:lang w:val="en_US" w:bidi="en_US"/>
-        </w:rPr>
-        <w:t>Jacinth and Turquoise, Jacinth and Turquoise, Jacinth and Turquoise, Jar of Olive Oil, Jericho Road, Jericho Road, Jerusalem Landscape, Jerusalem Wall Tower, Jewelry, Jewelry, Jordan River, Joseph's Coat, Joseph's Coat, Joseph's Coat</w:t>
-      </w:r>
-      <w:r>
-        <w:rPr>
-          <w:lang w:val="en_US" w:bidi="en_US"/>
-        </w:rPr>
-      </w:r>
-    </w:p>
-    <w:p>
-      <w:pPr/>
-      <w:r>
-        <w:rPr>
-          <w:lang w:val="en_US" w:bidi="en_US"/>
-        </w:rPr>
-      </w:r>
-      <w:r>
-        <w:rPr>
           <w:lang w:val="en_US" w:bidi="en_US"/>
         </w:rPr>
         <w:t xml:space="preserve"> </w:t>
@@ -228,102 +208,54 @@
         </w:rPr>
         <w:t>Image Content</w:t>
       </w:r>
-    </w:p>
-    <w:p>
-      <w:pPr/>
-      <w:r>
-        <w:rPr>
-          <w:lang w:val="en_US" w:bidi="en_US"/>
-        </w:rPr>
-      </w:r>
-    </w:p>
-    <w:p>
-      <w:r/>
-    </w:p>
-    <w:p>
-      <w:r>
-        <w:t>&lt;image: https://cdn.aquifer.bible/aquifer-content/resources/FIAImages/jacinth-turquoise-green.jpg&gt;</w:t>
-      </w:r>
-    </w:p>
-    <w:p>
-      <w:pPr/>
-      <w:r>
-        <w:rPr>
-          <w:lang w:val="en_US" w:bidi="en_US"/>
-        </w:rPr>
-      </w:r>
-      <w:hyperlink r:id="rId13">
-        <w:r>
-          <w:rPr>
-            <w:lang w:val="en_US" w:bidi="en_US"/>
-          </w:rPr>
-          <w:rPr>
-            <w:color w:val="0000EE"/>
-            <w:u w:val="single"/>
-          </w:rPr>
-          <w:t>link</w:t>
-        </w:r>
-      </w:hyperlink>
-      <w:r>
-        <w:rPr>
-          <w:lang w:val="en_US" w:bidi="en_US"/>
-        </w:rPr>
-      </w:r>
-      <w:r>
-        <w:rPr>
-          <w:lang w:val="en_US" w:bidi="en_US"/>
-        </w:rPr>
-      </w:r>
-    </w:p>
-    <w:p>
-      <w:pPr/>
-      <w:r>
-        <w:rPr>
-          <w:lang w:val="en_US" w:bidi="en_US"/>
-        </w:rPr>
-      </w:r>
-    </w:p>
-    <w:p>
-      <w:pPr>
-        <w:pStyle w:val="Heading2"/>
-      </w:pPr>
-      <w:r>
-        <w:rPr>
-          <w:lang w:val="en_US" w:bidi="en_US"/>
-        </w:rPr>
-        <w:t>Jacinth and Turquoise</w:t>
-      </w:r>
-      <w:r>
-        <w:rPr>
-          <w:lang w:val="en_US" w:bidi="en_US"/>
-        </w:rPr>
-      </w:r>
-    </w:p>
-    <w:p>
-      <w:pPr>
-        <w:pStyle w:val="Heading4"/>
-      </w:pPr>
-      <w:r>
-        <w:rPr>
-          <w:lang w:val="en_US" w:bidi="en_US"/>
-        </w:rPr>
-        <w:t>Image Content</w:t>
-      </w:r>
-    </w:p>
-    <w:p>
-      <w:pPr/>
-      <w:r>
-        <w:rPr>
-          <w:lang w:val="en_US" w:bidi="en_US"/>
-        </w:rPr>
-      </w:r>
-    </w:p>
-    <w:p>
-      <w:r/>
-    </w:p>
-    <w:p>
-      <w:r>
-        <w:t>&lt;image: https://cdn.aquifer.bible/aquifer-content/resources/FIAImages/jacinth-turquoise-red.jpg&gt;</w:t>
+      <w:r>
+        <w:rPr>
+          <w:lang w:val="en_US" w:bidi="en_US"/>
+        </w:rPr>
+      </w:r>
+    </w:p>
+    <w:p>
+      <w:pPr/>
+      <w:r>
+        <w:rPr>
+          <w:lang w:val="en_US" w:bidi="en_US"/>
+        </w:rPr>
+      </w:r>
+    </w:p>
+    <w:p>
+      <w:r>
+        <w:drawing>
+          <wp:inline xmlns:a="http://schemas.openxmlformats.org/drawingml/2006/main" xmlns:pic="http://schemas.openxmlformats.org/drawingml/2006/picture">
+            <wp:extent cx="6096000" cy="4741333"/>
+            <wp:docPr id="1" name="Picture 1"/>
+            <wp:cNvGraphicFramePr>
+              <a:graphicFrameLocks noChangeAspect="1"/>
+            </wp:cNvGraphicFramePr>
+            <a:graphic>
+              <a:graphicData uri="http://schemas.openxmlformats.org/drawingml/2006/picture">
+                <pic:pic>
+                  <pic:nvPicPr>
+                    <pic:cNvPr id="0" name="image.jpg"/>
+                    <pic:cNvPicPr/>
+                  </pic:nvPicPr>
+                  <pic:blipFill>
+                    <a:blip r:embed="rId13"/>
+                    <a:stretch>
+                      <a:fillRect/>
+                    </a:stretch>
+                  </pic:blipFill>
+                  <pic:spPr>
+                    <a:xfrm>
+                      <a:off x="0" y="0"/>
+                      <a:ext cx="6096000" cy="4741333"/>
+                    </a:xfrm>
+                    <a:prstGeom prst="rect"/>
+                  </pic:spPr>
+                </pic:pic>
+              </a:graphicData>
+            </a:graphic>
+          </wp:inline>
+        </w:drawing>
       </w:r>
     </w:p>
     <w:p>
@@ -390,102 +322,54 @@
         </w:rPr>
         <w:t>Image Content</w:t>
       </w:r>
-    </w:p>
-    <w:p>
-      <w:pPr/>
-      <w:r>
-        <w:rPr>
-          <w:lang w:val="en_US" w:bidi="en_US"/>
-        </w:rPr>
-      </w:r>
-    </w:p>
-    <w:p>
-      <w:r/>
-    </w:p>
-    <w:p>
-      <w:r>
-        <w:t>&lt;image: https://cdn.aquifer.bible/aquifer-content/resources/FIAImages/jacinth-turquoise.jpg&gt;</w:t>
-      </w:r>
-    </w:p>
-    <w:p>
-      <w:pPr/>
-      <w:r>
-        <w:rPr>
-          <w:lang w:val="en_US" w:bidi="en_US"/>
-        </w:rPr>
-      </w:r>
-      <w:hyperlink r:id="rId15">
-        <w:r>
-          <w:rPr>
-            <w:lang w:val="en_US" w:bidi="en_US"/>
-          </w:rPr>
-          <w:rPr>
-            <w:color w:val="0000EE"/>
-            <w:u w:val="single"/>
-          </w:rPr>
-          <w:t>link</w:t>
-        </w:r>
-      </w:hyperlink>
-      <w:r>
-        <w:rPr>
-          <w:lang w:val="en_US" w:bidi="en_US"/>
-        </w:rPr>
-      </w:r>
-      <w:r>
-        <w:rPr>
-          <w:lang w:val="en_US" w:bidi="en_US"/>
-        </w:rPr>
-      </w:r>
-    </w:p>
-    <w:p>
-      <w:pPr/>
-      <w:r>
-        <w:rPr>
-          <w:lang w:val="en_US" w:bidi="en_US"/>
-        </w:rPr>
-      </w:r>
-    </w:p>
-    <w:p>
-      <w:pPr>
-        <w:pStyle w:val="Heading2"/>
-      </w:pPr>
-      <w:r>
-        <w:rPr>
-          <w:lang w:val="en_US" w:bidi="en_US"/>
-        </w:rPr>
-        <w:t>Jar of Olive Oil</w:t>
-      </w:r>
-      <w:r>
-        <w:rPr>
-          <w:lang w:val="en_US" w:bidi="en_US"/>
-        </w:rPr>
-      </w:r>
-    </w:p>
-    <w:p>
-      <w:pPr>
-        <w:pStyle w:val="Heading4"/>
-      </w:pPr>
-      <w:r>
-        <w:rPr>
-          <w:lang w:val="en_US" w:bidi="en_US"/>
-        </w:rPr>
-        <w:t>Image Content</w:t>
-      </w:r>
-    </w:p>
-    <w:p>
-      <w:pPr/>
-      <w:r>
-        <w:rPr>
-          <w:lang w:val="en_US" w:bidi="en_US"/>
-        </w:rPr>
-      </w:r>
-    </w:p>
-    <w:p>
-      <w:r/>
-    </w:p>
-    <w:p>
-      <w:r>
-        <w:t>&lt;image: https://cdn.aquifer.bible/aquifer-content/resources/FIAImages/olive-oil-full.jpg&gt;</w:t>
+      <w:r>
+        <w:rPr>
+          <w:lang w:val="en_US" w:bidi="en_US"/>
+        </w:rPr>
+      </w:r>
+    </w:p>
+    <w:p>
+      <w:pPr/>
+      <w:r>
+        <w:rPr>
+          <w:lang w:val="en_US" w:bidi="en_US"/>
+        </w:rPr>
+      </w:r>
+    </w:p>
+    <w:p>
+      <w:r>
+        <w:drawing>
+          <wp:inline xmlns:a="http://schemas.openxmlformats.org/drawingml/2006/main" xmlns:pic="http://schemas.openxmlformats.org/drawingml/2006/picture">
+            <wp:extent cx="6096000" cy="4480560"/>
+            <wp:docPr id="2" name="Picture 2"/>
+            <wp:cNvGraphicFramePr>
+              <a:graphicFrameLocks noChangeAspect="1"/>
+            </wp:cNvGraphicFramePr>
+            <a:graphic>
+              <a:graphicData uri="http://schemas.openxmlformats.org/drawingml/2006/picture">
+                <pic:pic>
+                  <pic:nvPicPr>
+                    <pic:cNvPr id="0" name="image.jpg"/>
+                    <pic:cNvPicPr/>
+                  </pic:nvPicPr>
+                  <pic:blipFill>
+                    <a:blip r:embed="rId15"/>
+                    <a:stretch>
+                      <a:fillRect/>
+                    </a:stretch>
+                  </pic:blipFill>
+                  <pic:spPr>
+                    <a:xfrm>
+                      <a:off x="0" y="0"/>
+                      <a:ext cx="6096000" cy="4480560"/>
+                    </a:xfrm>
+                    <a:prstGeom prst="rect"/>
+                  </pic:spPr>
+                </pic:pic>
+              </a:graphicData>
+            </a:graphic>
+          </wp:inline>
+        </w:drawing>
       </w:r>
     </w:p>
     <w:p>
@@ -534,7 +418,7 @@
         <w:rPr>
           <w:lang w:val="en_US" w:bidi="en_US"/>
         </w:rPr>
-        <w:t>Jericho Road</w:t>
+        <w:t>Jacinth and Turquoise</w:t>
       </w:r>
       <w:r>
         <w:rPr>
@@ -552,102 +436,54 @@
         </w:rPr>
         <w:t>Image Content</w:t>
       </w:r>
-    </w:p>
-    <w:p>
-      <w:pPr/>
-      <w:r>
-        <w:rPr>
-          <w:lang w:val="en_US" w:bidi="en_US"/>
-        </w:rPr>
-      </w:r>
-    </w:p>
-    <w:p>
-      <w:r/>
-    </w:p>
-    <w:p>
-      <w:r>
-        <w:t>&lt;image: https://cdn.aquifer.bible/aquifer-content/resources/FIAImages/road-jericho.jpg&gt;</w:t>
-      </w:r>
-    </w:p>
-    <w:p>
-      <w:pPr/>
-      <w:r>
-        <w:rPr>
-          <w:lang w:val="en_US" w:bidi="en_US"/>
-        </w:rPr>
-      </w:r>
-      <w:hyperlink r:id="rId17">
-        <w:r>
-          <w:rPr>
-            <w:lang w:val="en_US" w:bidi="en_US"/>
-          </w:rPr>
-          <w:rPr>
-            <w:color w:val="0000EE"/>
-            <w:u w:val="single"/>
-          </w:rPr>
-          <w:t>link</w:t>
-        </w:r>
-      </w:hyperlink>
-      <w:r>
-        <w:rPr>
-          <w:lang w:val="en_US" w:bidi="en_US"/>
-        </w:rPr>
-      </w:r>
-      <w:r>
-        <w:rPr>
-          <w:lang w:val="en_US" w:bidi="en_US"/>
-        </w:rPr>
-      </w:r>
-    </w:p>
-    <w:p>
-      <w:pPr/>
-      <w:r>
-        <w:rPr>
-          <w:lang w:val="en_US" w:bidi="en_US"/>
-        </w:rPr>
-      </w:r>
-    </w:p>
-    <w:p>
-      <w:pPr>
-        <w:pStyle w:val="Heading2"/>
-      </w:pPr>
-      <w:r>
-        <w:rPr>
-          <w:lang w:val="en_US" w:bidi="en_US"/>
-        </w:rPr>
-        <w:t>Jericho Road</w:t>
-      </w:r>
-      <w:r>
-        <w:rPr>
-          <w:lang w:val="en_US" w:bidi="en_US"/>
-        </w:rPr>
-      </w:r>
-    </w:p>
-    <w:p>
-      <w:pPr>
-        <w:pStyle w:val="Heading4"/>
-      </w:pPr>
-      <w:r>
-        <w:rPr>
-          <w:lang w:val="en_US" w:bidi="en_US"/>
-        </w:rPr>
-        <w:t>Image Content</w:t>
-      </w:r>
-    </w:p>
-    <w:p>
-      <w:pPr/>
-      <w:r>
-        <w:rPr>
-          <w:lang w:val="en_US" w:bidi="en_US"/>
-        </w:rPr>
-      </w:r>
-    </w:p>
-    <w:p>
-      <w:r/>
-    </w:p>
-    <w:p>
-      <w:r>
-        <w:t>&lt;image: https://cdn.aquifer.bible/aquifer-content/resources/FIAImages/road-jericho-elevated.jpg&gt;</w:t>
+      <w:r>
+        <w:rPr>
+          <w:lang w:val="en_US" w:bidi="en_US"/>
+        </w:rPr>
+      </w:r>
+    </w:p>
+    <w:p>
+      <w:pPr/>
+      <w:r>
+        <w:rPr>
+          <w:lang w:val="en_US" w:bidi="en_US"/>
+        </w:rPr>
+      </w:r>
+    </w:p>
+    <w:p>
+      <w:r>
+        <w:drawing>
+          <wp:inline xmlns:a="http://schemas.openxmlformats.org/drawingml/2006/main" xmlns:pic="http://schemas.openxmlformats.org/drawingml/2006/picture">
+            <wp:extent cx="6096000" cy="4541520"/>
+            <wp:docPr id="3" name="Picture 3"/>
+            <wp:cNvGraphicFramePr>
+              <a:graphicFrameLocks noChangeAspect="1"/>
+            </wp:cNvGraphicFramePr>
+            <a:graphic>
+              <a:graphicData uri="http://schemas.openxmlformats.org/drawingml/2006/picture">
+                <pic:pic>
+                  <pic:nvPicPr>
+                    <pic:cNvPr id="0" name="image.jpg"/>
+                    <pic:cNvPicPr/>
+                  </pic:nvPicPr>
+                  <pic:blipFill>
+                    <a:blip r:embed="rId17"/>
+                    <a:stretch>
+                      <a:fillRect/>
+                    </a:stretch>
+                  </pic:blipFill>
+                  <pic:spPr>
+                    <a:xfrm>
+                      <a:off x="0" y="0"/>
+                      <a:ext cx="6096000" cy="4541520"/>
+                    </a:xfrm>
+                    <a:prstGeom prst="rect"/>
+                  </pic:spPr>
+                </pic:pic>
+              </a:graphicData>
+            </a:graphic>
+          </wp:inline>
+        </w:drawing>
       </w:r>
     </w:p>
     <w:p>
@@ -696,7 +532,7 @@
         <w:rPr>
           <w:lang w:val="en_US" w:bidi="en_US"/>
         </w:rPr>
-        <w:t>Jerusalem Landscape</w:t>
+        <w:t>Jacob's Geneaology</w:t>
       </w:r>
       <w:r>
         <w:rPr>
@@ -714,102 +550,54 @@
         </w:rPr>
         <w:t>Image Content</w:t>
       </w:r>
-    </w:p>
-    <w:p>
-      <w:pPr/>
-      <w:r>
-        <w:rPr>
-          <w:lang w:val="en_US" w:bidi="en_US"/>
-        </w:rPr>
-      </w:r>
-    </w:p>
-    <w:p>
-      <w:r/>
-    </w:p>
-    <w:p>
-      <w:r>
-        <w:t>&lt;image: https://cdn.aquifer.bible/aquifer-content/resources/FIAImages/landscape-jerusalem.jpg&gt;</w:t>
-      </w:r>
-    </w:p>
-    <w:p>
-      <w:pPr/>
-      <w:r>
-        <w:rPr>
-          <w:lang w:val="en_US" w:bidi="en_US"/>
-        </w:rPr>
-      </w:r>
-      <w:hyperlink r:id="rId19">
-        <w:r>
-          <w:rPr>
-            <w:lang w:val="en_US" w:bidi="en_US"/>
-          </w:rPr>
-          <w:rPr>
-            <w:color w:val="0000EE"/>
-            <w:u w:val="single"/>
-          </w:rPr>
-          <w:t>link</w:t>
-        </w:r>
-      </w:hyperlink>
-      <w:r>
-        <w:rPr>
-          <w:lang w:val="en_US" w:bidi="en_US"/>
-        </w:rPr>
-      </w:r>
-      <w:r>
-        <w:rPr>
-          <w:lang w:val="en_US" w:bidi="en_US"/>
-        </w:rPr>
-      </w:r>
-    </w:p>
-    <w:p>
-      <w:pPr/>
-      <w:r>
-        <w:rPr>
-          <w:lang w:val="en_US" w:bidi="en_US"/>
-        </w:rPr>
-      </w:r>
-    </w:p>
-    <w:p>
-      <w:pPr>
-        <w:pStyle w:val="Heading2"/>
-      </w:pPr>
-      <w:r>
-        <w:rPr>
-          <w:lang w:val="en_US" w:bidi="en_US"/>
-        </w:rPr>
-        <w:t>Jerusalem Wall Tower</w:t>
-      </w:r>
-      <w:r>
-        <w:rPr>
-          <w:lang w:val="en_US" w:bidi="en_US"/>
-        </w:rPr>
-      </w:r>
-    </w:p>
-    <w:p>
-      <w:pPr>
-        <w:pStyle w:val="Heading4"/>
-      </w:pPr>
-      <w:r>
-        <w:rPr>
-          <w:lang w:val="en_US" w:bidi="en_US"/>
-        </w:rPr>
-        <w:t>Image Content</w:t>
-      </w:r>
-    </w:p>
-    <w:p>
-      <w:pPr/>
-      <w:r>
-        <w:rPr>
-          <w:lang w:val="en_US" w:bidi="en_US"/>
-        </w:rPr>
-      </w:r>
-    </w:p>
-    <w:p>
-      <w:r/>
-    </w:p>
-    <w:p>
-      <w:r>
-        <w:t>&lt;image: https://cdn.aquifer.bible/aquifer-content/resources/FIAImages/jerusalem-wall-tower.jpg&gt;</w:t>
+      <w:r>
+        <w:rPr>
+          <w:lang w:val="en_US" w:bidi="en_US"/>
+        </w:rPr>
+      </w:r>
+    </w:p>
+    <w:p>
+      <w:pPr/>
+      <w:r>
+        <w:rPr>
+          <w:lang w:val="en_US" w:bidi="en_US"/>
+        </w:rPr>
+      </w:r>
+    </w:p>
+    <w:p>
+      <w:r>
+        <w:drawing>
+          <wp:inline xmlns:a="http://schemas.openxmlformats.org/drawingml/2006/main" xmlns:pic="http://schemas.openxmlformats.org/drawingml/2006/picture">
+            <wp:extent cx="6096000" cy="7908099"/>
+            <wp:docPr id="4" name="Picture 4"/>
+            <wp:cNvGraphicFramePr>
+              <a:graphicFrameLocks noChangeAspect="1"/>
+            </wp:cNvGraphicFramePr>
+            <a:graphic>
+              <a:graphicData uri="http://schemas.openxmlformats.org/drawingml/2006/picture">
+                <pic:pic>
+                  <pic:nvPicPr>
+                    <pic:cNvPr id="0" name="image.jpg"/>
+                    <pic:cNvPicPr/>
+                  </pic:nvPicPr>
+                  <pic:blipFill>
+                    <a:blip r:embed="rId19"/>
+                    <a:stretch>
+                      <a:fillRect/>
+                    </a:stretch>
+                  </pic:blipFill>
+                  <pic:spPr>
+                    <a:xfrm>
+                      <a:off x="0" y="0"/>
+                      <a:ext cx="6096000" cy="7908099"/>
+                    </a:xfrm>
+                    <a:prstGeom prst="rect"/>
+                  </pic:spPr>
+                </pic:pic>
+              </a:graphicData>
+            </a:graphic>
+          </wp:inline>
+        </w:drawing>
       </w:r>
     </w:p>
     <w:p>
@@ -858,7 +646,7 @@
         <w:rPr>
           <w:lang w:val="en_US" w:bidi="en_US"/>
         </w:rPr>
-        <w:t>Jewelry</w:t>
+        <w:t>Jar of Olive Oil</w:t>
       </w:r>
       <w:r>
         <w:rPr>
@@ -876,102 +664,54 @@
         </w:rPr>
         <w:t>Image Content</w:t>
       </w:r>
-    </w:p>
-    <w:p>
-      <w:pPr/>
-      <w:r>
-        <w:rPr>
-          <w:lang w:val="en_US" w:bidi="en_US"/>
-        </w:rPr>
-      </w:r>
-    </w:p>
-    <w:p>
-      <w:r/>
-    </w:p>
-    <w:p>
-      <w:r>
-        <w:t>&lt;image: https://cdn.aquifer.bible/aquifer-content/resources/FIAImages/jewelry-rebekah.jpg&gt;</w:t>
-      </w:r>
-    </w:p>
-    <w:p>
-      <w:pPr/>
-      <w:r>
-        <w:rPr>
-          <w:lang w:val="en_US" w:bidi="en_US"/>
-        </w:rPr>
-      </w:r>
-      <w:hyperlink r:id="rId21">
-        <w:r>
-          <w:rPr>
-            <w:lang w:val="en_US" w:bidi="en_US"/>
-          </w:rPr>
-          <w:rPr>
-            <w:color w:val="0000EE"/>
-            <w:u w:val="single"/>
-          </w:rPr>
-          <w:t>link</w:t>
-        </w:r>
-      </w:hyperlink>
-      <w:r>
-        <w:rPr>
-          <w:lang w:val="en_US" w:bidi="en_US"/>
-        </w:rPr>
-      </w:r>
-      <w:r>
-        <w:rPr>
-          <w:lang w:val="en_US" w:bidi="en_US"/>
-        </w:rPr>
-      </w:r>
-    </w:p>
-    <w:p>
-      <w:pPr/>
-      <w:r>
-        <w:rPr>
-          <w:lang w:val="en_US" w:bidi="en_US"/>
-        </w:rPr>
-      </w:r>
-    </w:p>
-    <w:p>
-      <w:pPr>
-        <w:pStyle w:val="Heading2"/>
-      </w:pPr>
-      <w:r>
-        <w:rPr>
-          <w:lang w:val="en_US" w:bidi="en_US"/>
-        </w:rPr>
-        <w:t>Jewelry</w:t>
-      </w:r>
-      <w:r>
-        <w:rPr>
-          <w:lang w:val="en_US" w:bidi="en_US"/>
-        </w:rPr>
-      </w:r>
-    </w:p>
-    <w:p>
-      <w:pPr>
-        <w:pStyle w:val="Heading4"/>
-      </w:pPr>
-      <w:r>
-        <w:rPr>
-          <w:lang w:val="en_US" w:bidi="en_US"/>
-        </w:rPr>
-        <w:t>Image Content</w:t>
-      </w:r>
-    </w:p>
-    <w:p>
-      <w:pPr/>
-      <w:r>
-        <w:rPr>
-          <w:lang w:val="en_US" w:bidi="en_US"/>
-        </w:rPr>
-      </w:r>
-    </w:p>
-    <w:p>
-      <w:r/>
-    </w:p>
-    <w:p>
-      <w:r>
-        <w:t>&lt;image: https://cdn.aquifer.bible/aquifer-content/resources/FIAImages/jewelry-rebekah-view.jpg&gt;</w:t>
+      <w:r>
+        <w:rPr>
+          <w:lang w:val="en_US" w:bidi="en_US"/>
+        </w:rPr>
+      </w:r>
+    </w:p>
+    <w:p>
+      <w:pPr/>
+      <w:r>
+        <w:rPr>
+          <w:lang w:val="en_US" w:bidi="en_US"/>
+        </w:rPr>
+      </w:r>
+    </w:p>
+    <w:p>
+      <w:r>
+        <w:drawing>
+          <wp:inline xmlns:a="http://schemas.openxmlformats.org/drawingml/2006/main" xmlns:pic="http://schemas.openxmlformats.org/drawingml/2006/picture">
+            <wp:extent cx="6096000" cy="3432048"/>
+            <wp:docPr id="5" name="Picture 5"/>
+            <wp:cNvGraphicFramePr>
+              <a:graphicFrameLocks noChangeAspect="1"/>
+            </wp:cNvGraphicFramePr>
+            <a:graphic>
+              <a:graphicData uri="http://schemas.openxmlformats.org/drawingml/2006/picture">
+                <pic:pic>
+                  <pic:nvPicPr>
+                    <pic:cNvPr id="0" name="image.jpg"/>
+                    <pic:cNvPicPr/>
+                  </pic:nvPicPr>
+                  <pic:blipFill>
+                    <a:blip r:embed="rId21"/>
+                    <a:stretch>
+                      <a:fillRect/>
+                    </a:stretch>
+                  </pic:blipFill>
+                  <pic:spPr>
+                    <a:xfrm>
+                      <a:off x="0" y="0"/>
+                      <a:ext cx="6096000" cy="3432048"/>
+                    </a:xfrm>
+                    <a:prstGeom prst="rect"/>
+                  </pic:spPr>
+                </pic:pic>
+              </a:graphicData>
+            </a:graphic>
+          </wp:inline>
+        </w:drawing>
       </w:r>
     </w:p>
     <w:p>
@@ -1020,7 +760,7 @@
         <w:rPr>
           <w:lang w:val="en_US" w:bidi="en_US"/>
         </w:rPr>
-        <w:t>Jordan River</w:t>
+        <w:t>Jar of Olive Oil</w:t>
       </w:r>
       <w:r>
         <w:rPr>
@@ -1038,102 +778,54 @@
         </w:rPr>
         <w:t>Image Content</w:t>
       </w:r>
-    </w:p>
-    <w:p>
-      <w:pPr/>
-      <w:r>
-        <w:rPr>
-          <w:lang w:val="en_US" w:bidi="en_US"/>
-        </w:rPr>
-      </w:r>
-    </w:p>
-    <w:p>
-      <w:r/>
-    </w:p>
-    <w:p>
-      <w:r>
-        <w:t>&lt;image: https://cdn.aquifer.bible/aquifer-content/resources/FIAImages/river-jordan.jpg&gt;</w:t>
-      </w:r>
-    </w:p>
-    <w:p>
-      <w:pPr/>
-      <w:r>
-        <w:rPr>
-          <w:lang w:val="en_US" w:bidi="en_US"/>
-        </w:rPr>
-      </w:r>
-      <w:hyperlink r:id="rId23">
-        <w:r>
-          <w:rPr>
-            <w:lang w:val="en_US" w:bidi="en_US"/>
-          </w:rPr>
-          <w:rPr>
-            <w:color w:val="0000EE"/>
-            <w:u w:val="single"/>
-          </w:rPr>
-          <w:t>link</w:t>
-        </w:r>
-      </w:hyperlink>
-      <w:r>
-        <w:rPr>
-          <w:lang w:val="en_US" w:bidi="en_US"/>
-        </w:rPr>
-      </w:r>
-      <w:r>
-        <w:rPr>
-          <w:lang w:val="en_US" w:bidi="en_US"/>
-        </w:rPr>
-      </w:r>
-    </w:p>
-    <w:p>
-      <w:pPr/>
-      <w:r>
-        <w:rPr>
-          <w:lang w:val="en_US" w:bidi="en_US"/>
-        </w:rPr>
-      </w:r>
-    </w:p>
-    <w:p>
-      <w:pPr>
-        <w:pStyle w:val="Heading2"/>
-      </w:pPr>
-      <w:r>
-        <w:rPr>
-          <w:lang w:val="en_US" w:bidi="en_US"/>
-        </w:rPr>
-        <w:t>Joseph's Coat</w:t>
-      </w:r>
-      <w:r>
-        <w:rPr>
-          <w:lang w:val="en_US" w:bidi="en_US"/>
-        </w:rPr>
-      </w:r>
-    </w:p>
-    <w:p>
-      <w:pPr>
-        <w:pStyle w:val="Heading4"/>
-      </w:pPr>
-      <w:r>
-        <w:rPr>
-          <w:lang w:val="en_US" w:bidi="en_US"/>
-        </w:rPr>
-        <w:t>Image Content</w:t>
-      </w:r>
-    </w:p>
-    <w:p>
-      <w:pPr/>
-      <w:r>
-        <w:rPr>
-          <w:lang w:val="en_US" w:bidi="en_US"/>
-        </w:rPr>
-      </w:r>
-    </w:p>
-    <w:p>
-      <w:r/>
-    </w:p>
-    <w:p>
-      <w:r>
-        <w:t>&lt;image: https://cdn.aquifer.bible/aquifer-content/resources/FIAImages/josephs-coat-close.jpg&gt;</w:t>
+      <w:r>
+        <w:rPr>
+          <w:lang w:val="en_US" w:bidi="en_US"/>
+        </w:rPr>
+      </w:r>
+    </w:p>
+    <w:p>
+      <w:pPr/>
+      <w:r>
+        <w:rPr>
+          <w:lang w:val="en_US" w:bidi="en_US"/>
+        </w:rPr>
+      </w:r>
+    </w:p>
+    <w:p>
+      <w:r>
+        <w:drawing>
+          <wp:inline xmlns:a="http://schemas.openxmlformats.org/drawingml/2006/main" xmlns:pic="http://schemas.openxmlformats.org/drawingml/2006/picture">
+            <wp:extent cx="6096000" cy="3432048"/>
+            <wp:docPr id="6" name="Picture 6"/>
+            <wp:cNvGraphicFramePr>
+              <a:graphicFrameLocks noChangeAspect="1"/>
+            </wp:cNvGraphicFramePr>
+            <a:graphic>
+              <a:graphicData uri="http://schemas.openxmlformats.org/drawingml/2006/picture">
+                <pic:pic>
+                  <pic:nvPicPr>
+                    <pic:cNvPr id="0" name="image.jpg"/>
+                    <pic:cNvPicPr/>
+                  </pic:nvPicPr>
+                  <pic:blipFill>
+                    <a:blip r:embed="rId23"/>
+                    <a:stretch>
+                      <a:fillRect/>
+                    </a:stretch>
+                  </pic:blipFill>
+                  <pic:spPr>
+                    <a:xfrm>
+                      <a:off x="0" y="0"/>
+                      <a:ext cx="6096000" cy="3432048"/>
+                    </a:xfrm>
+                    <a:prstGeom prst="rect"/>
+                  </pic:spPr>
+                </pic:pic>
+              </a:graphicData>
+            </a:graphic>
+          </wp:inline>
+        </w:drawing>
       </w:r>
     </w:p>
     <w:p>
@@ -1182,7 +874,7 @@
         <w:rPr>
           <w:lang w:val="en_US" w:bidi="en_US"/>
         </w:rPr>
-        <w:t>Joseph's Coat</w:t>
+        <w:t>Jar of Olive Oil</w:t>
       </w:r>
       <w:r>
         <w:rPr>
@@ -1200,31 +892,64 @@
         </w:rPr>
         <w:t>Image Content</w:t>
       </w:r>
-    </w:p>
-    <w:p>
-      <w:pPr/>
-      <w:r>
-        <w:rPr>
-          <w:lang w:val="en_US" w:bidi="en_US"/>
-        </w:rPr>
-      </w:r>
-    </w:p>
-    <w:p>
-      <w:r/>
-    </w:p>
-    <w:p>
-      <w:r>
-        <w:t>&lt;image: https://cdn.aquifer.bible/aquifer-content/resources/FIAImages/josephs-coat.jpg&gt;</w:t>
-      </w:r>
-    </w:p>
-    <w:p>
-      <w:pPr/>
-      <w:r>
-        <w:rPr>
-          <w:lang w:val="en_US" w:bidi="en_US"/>
-        </w:rPr>
-      </w:r>
-      <w:hyperlink r:id="rId25">
+      <w:r>
+        <w:rPr>
+          <w:lang w:val="en_US" w:bidi="en_US"/>
+        </w:rPr>
+      </w:r>
+    </w:p>
+    <w:p>
+      <w:pPr/>
+      <w:r>
+        <w:rPr>
+          <w:lang w:val="en_US" w:bidi="en_US"/>
+        </w:rPr>
+      </w:r>
+    </w:p>
+    <w:p>
+      <w:r>
+        <w:drawing>
+          <wp:inline xmlns:a="http://schemas.openxmlformats.org/drawingml/2006/main" xmlns:pic="http://schemas.openxmlformats.org/drawingml/2006/picture">
+            <wp:extent cx="6096000" cy="3432048"/>
+            <wp:docPr id="7" name="Picture 7"/>
+            <wp:cNvGraphicFramePr>
+              <a:graphicFrameLocks noChangeAspect="1"/>
+            </wp:cNvGraphicFramePr>
+            <a:graphic>
+              <a:graphicData uri="http://schemas.openxmlformats.org/drawingml/2006/picture">
+                <pic:pic>
+                  <pic:nvPicPr>
+                    <pic:cNvPr id="0" name="image.jpg"/>
+                    <pic:cNvPicPr/>
+                  </pic:nvPicPr>
+                  <pic:blipFill>
+                    <a:blip r:embed="rId25"/>
+                    <a:stretch>
+                      <a:fillRect/>
+                    </a:stretch>
+                  </pic:blipFill>
+                  <pic:spPr>
+                    <a:xfrm>
+                      <a:off x="0" y="0"/>
+                      <a:ext cx="6096000" cy="3432048"/>
+                    </a:xfrm>
+                    <a:prstGeom prst="rect"/>
+                  </pic:spPr>
+                </pic:pic>
+              </a:graphicData>
+            </a:graphic>
+          </wp:inline>
+        </w:drawing>
+      </w:r>
+    </w:p>
+    <w:p>
+      <w:pPr/>
+      <w:r>
+        <w:rPr>
+          <w:lang w:val="en_US" w:bidi="en_US"/>
+        </w:rPr>
+      </w:r>
+      <w:hyperlink r:id="rId26">
         <w:r>
           <w:rPr>
             <w:lang w:val="en_US" w:bidi="en_US"/>
@@ -1263,6 +988,2742 @@
         <w:rPr>
           <w:lang w:val="en_US" w:bidi="en_US"/>
         </w:rPr>
+        <w:t>Jericho Road</w:t>
+      </w:r>
+      <w:r>
+        <w:rPr>
+          <w:lang w:val="en_US" w:bidi="en_US"/>
+        </w:rPr>
+      </w:r>
+    </w:p>
+    <w:p>
+      <w:pPr>
+        <w:pStyle w:val="Heading4"/>
+      </w:pPr>
+      <w:r>
+        <w:rPr>
+          <w:lang w:val="en_US" w:bidi="en_US"/>
+        </w:rPr>
+        <w:t>Image Content</w:t>
+      </w:r>
+      <w:r>
+        <w:rPr>
+          <w:lang w:val="en_US" w:bidi="en_US"/>
+        </w:rPr>
+      </w:r>
+    </w:p>
+    <w:p>
+      <w:pPr/>
+      <w:r>
+        <w:rPr>
+          <w:lang w:val="en_US" w:bidi="en_US"/>
+        </w:rPr>
+      </w:r>
+    </w:p>
+    <w:p>
+      <w:r>
+        <w:drawing>
+          <wp:inline xmlns:a="http://schemas.openxmlformats.org/drawingml/2006/main" xmlns:pic="http://schemas.openxmlformats.org/drawingml/2006/picture">
+            <wp:extent cx="6096000" cy="4066032"/>
+            <wp:docPr id="8" name="Picture 8"/>
+            <wp:cNvGraphicFramePr>
+              <a:graphicFrameLocks noChangeAspect="1"/>
+            </wp:cNvGraphicFramePr>
+            <a:graphic>
+              <a:graphicData uri="http://schemas.openxmlformats.org/drawingml/2006/picture">
+                <pic:pic>
+                  <pic:nvPicPr>
+                    <pic:cNvPr id="0" name="image.jpg"/>
+                    <pic:cNvPicPr/>
+                  </pic:nvPicPr>
+                  <pic:blipFill>
+                    <a:blip r:embed="rId27"/>
+                    <a:stretch>
+                      <a:fillRect/>
+                    </a:stretch>
+                  </pic:blipFill>
+                  <pic:spPr>
+                    <a:xfrm>
+                      <a:off x="0" y="0"/>
+                      <a:ext cx="6096000" cy="4066032"/>
+                    </a:xfrm>
+                    <a:prstGeom prst="rect"/>
+                  </pic:spPr>
+                </pic:pic>
+              </a:graphicData>
+            </a:graphic>
+          </wp:inline>
+        </w:drawing>
+      </w:r>
+    </w:p>
+    <w:p>
+      <w:pPr/>
+      <w:r>
+        <w:rPr>
+          <w:lang w:val="en_US" w:bidi="en_US"/>
+        </w:rPr>
+      </w:r>
+      <w:hyperlink r:id="rId28">
+        <w:r>
+          <w:rPr>
+            <w:lang w:val="en_US" w:bidi="en_US"/>
+          </w:rPr>
+          <w:rPr>
+            <w:color w:val="0000EE"/>
+            <w:u w:val="single"/>
+          </w:rPr>
+          <w:t>link</w:t>
+        </w:r>
+      </w:hyperlink>
+      <w:r>
+        <w:rPr>
+          <w:lang w:val="en_US" w:bidi="en_US"/>
+        </w:rPr>
+      </w:r>
+      <w:r>
+        <w:rPr>
+          <w:lang w:val="en_US" w:bidi="en_US"/>
+        </w:rPr>
+      </w:r>
+    </w:p>
+    <w:p>
+      <w:pPr/>
+      <w:r>
+        <w:rPr>
+          <w:lang w:val="en_US" w:bidi="en_US"/>
+        </w:rPr>
+      </w:r>
+    </w:p>
+    <w:p>
+      <w:pPr>
+        <w:pStyle w:val="Heading2"/>
+      </w:pPr>
+      <w:r>
+        <w:rPr>
+          <w:lang w:val="en_US" w:bidi="en_US"/>
+        </w:rPr>
+        <w:t>Jerusalem Landscape</w:t>
+      </w:r>
+      <w:r>
+        <w:rPr>
+          <w:lang w:val="en_US" w:bidi="en_US"/>
+        </w:rPr>
+      </w:r>
+    </w:p>
+    <w:p>
+      <w:pPr>
+        <w:pStyle w:val="Heading4"/>
+      </w:pPr>
+      <w:r>
+        <w:rPr>
+          <w:lang w:val="en_US" w:bidi="en_US"/>
+        </w:rPr>
+        <w:t>Image Content</w:t>
+      </w:r>
+      <w:r>
+        <w:rPr>
+          <w:lang w:val="en_US" w:bidi="en_US"/>
+        </w:rPr>
+      </w:r>
+    </w:p>
+    <w:p>
+      <w:pPr/>
+      <w:r>
+        <w:rPr>
+          <w:lang w:val="en_US" w:bidi="en_US"/>
+        </w:rPr>
+      </w:r>
+    </w:p>
+    <w:p>
+      <w:r>
+        <w:drawing>
+          <wp:inline xmlns:a="http://schemas.openxmlformats.org/drawingml/2006/main" xmlns:pic="http://schemas.openxmlformats.org/drawingml/2006/picture">
+            <wp:extent cx="6096000" cy="3432048"/>
+            <wp:docPr id="9" name="Picture 9"/>
+            <wp:cNvGraphicFramePr>
+              <a:graphicFrameLocks noChangeAspect="1"/>
+            </wp:cNvGraphicFramePr>
+            <a:graphic>
+              <a:graphicData uri="http://schemas.openxmlformats.org/drawingml/2006/picture">
+                <pic:pic>
+                  <pic:nvPicPr>
+                    <pic:cNvPr id="0" name="image.jpg"/>
+                    <pic:cNvPicPr/>
+                  </pic:nvPicPr>
+                  <pic:blipFill>
+                    <a:blip r:embed="rId29"/>
+                    <a:stretch>
+                      <a:fillRect/>
+                    </a:stretch>
+                  </pic:blipFill>
+                  <pic:spPr>
+                    <a:xfrm>
+                      <a:off x="0" y="0"/>
+                      <a:ext cx="6096000" cy="3432048"/>
+                    </a:xfrm>
+                    <a:prstGeom prst="rect"/>
+                  </pic:spPr>
+                </pic:pic>
+              </a:graphicData>
+            </a:graphic>
+          </wp:inline>
+        </w:drawing>
+      </w:r>
+    </w:p>
+    <w:p>
+      <w:pPr/>
+      <w:r>
+        <w:rPr>
+          <w:lang w:val="en_US" w:bidi="en_US"/>
+        </w:rPr>
+      </w:r>
+      <w:hyperlink r:id="rId30">
+        <w:r>
+          <w:rPr>
+            <w:lang w:val="en_US" w:bidi="en_US"/>
+          </w:rPr>
+          <w:rPr>
+            <w:color w:val="0000EE"/>
+            <w:u w:val="single"/>
+          </w:rPr>
+          <w:t>link</w:t>
+        </w:r>
+      </w:hyperlink>
+      <w:r>
+        <w:rPr>
+          <w:lang w:val="en_US" w:bidi="en_US"/>
+        </w:rPr>
+      </w:r>
+      <w:r>
+        <w:rPr>
+          <w:lang w:val="en_US" w:bidi="en_US"/>
+        </w:rPr>
+      </w:r>
+    </w:p>
+    <w:p>
+      <w:pPr/>
+      <w:r>
+        <w:rPr>
+          <w:lang w:val="en_US" w:bidi="en_US"/>
+        </w:rPr>
+      </w:r>
+    </w:p>
+    <w:p>
+      <w:pPr>
+        <w:pStyle w:val="Heading2"/>
+      </w:pPr>
+      <w:r>
+        <w:rPr>
+          <w:lang w:val="en_US" w:bidi="en_US"/>
+        </w:rPr>
+        <w:t>Jerusalem Wall Tower</w:t>
+      </w:r>
+      <w:r>
+        <w:rPr>
+          <w:lang w:val="en_US" w:bidi="en_US"/>
+        </w:rPr>
+      </w:r>
+    </w:p>
+    <w:p>
+      <w:pPr>
+        <w:pStyle w:val="Heading4"/>
+      </w:pPr>
+      <w:r>
+        <w:rPr>
+          <w:lang w:val="en_US" w:bidi="en_US"/>
+        </w:rPr>
+        <w:t>Image Content</w:t>
+      </w:r>
+      <w:r>
+        <w:rPr>
+          <w:lang w:val="en_US" w:bidi="en_US"/>
+        </w:rPr>
+      </w:r>
+    </w:p>
+    <w:p>
+      <w:pPr/>
+      <w:r>
+        <w:rPr>
+          <w:lang w:val="en_US" w:bidi="en_US"/>
+        </w:rPr>
+      </w:r>
+    </w:p>
+    <w:p>
+      <w:r>
+        <w:drawing>
+          <wp:inline xmlns:a="http://schemas.openxmlformats.org/drawingml/2006/main" xmlns:pic="http://schemas.openxmlformats.org/drawingml/2006/picture">
+            <wp:extent cx="6096000" cy="4572000"/>
+            <wp:docPr id="10" name="Picture 10"/>
+            <wp:cNvGraphicFramePr>
+              <a:graphicFrameLocks noChangeAspect="1"/>
+            </wp:cNvGraphicFramePr>
+            <a:graphic>
+              <a:graphicData uri="http://schemas.openxmlformats.org/drawingml/2006/picture">
+                <pic:pic>
+                  <pic:nvPicPr>
+                    <pic:cNvPr id="0" name="image.jpg"/>
+                    <pic:cNvPicPr/>
+                  </pic:nvPicPr>
+                  <pic:blipFill>
+                    <a:blip r:embed="rId31"/>
+                    <a:stretch>
+                      <a:fillRect/>
+                    </a:stretch>
+                  </pic:blipFill>
+                  <pic:spPr>
+                    <a:xfrm>
+                      <a:off x="0" y="0"/>
+                      <a:ext cx="6096000" cy="4572000"/>
+                    </a:xfrm>
+                    <a:prstGeom prst="rect"/>
+                  </pic:spPr>
+                </pic:pic>
+              </a:graphicData>
+            </a:graphic>
+          </wp:inline>
+        </w:drawing>
+      </w:r>
+    </w:p>
+    <w:p>
+      <w:pPr/>
+      <w:r>
+        <w:rPr>
+          <w:lang w:val="en_US" w:bidi="en_US"/>
+        </w:rPr>
+      </w:r>
+      <w:hyperlink r:id="rId32">
+        <w:r>
+          <w:rPr>
+            <w:lang w:val="en_US" w:bidi="en_US"/>
+          </w:rPr>
+          <w:rPr>
+            <w:color w:val="0000EE"/>
+            <w:u w:val="single"/>
+          </w:rPr>
+          <w:t>link</w:t>
+        </w:r>
+      </w:hyperlink>
+      <w:r>
+        <w:rPr>
+          <w:lang w:val="en_US" w:bidi="en_US"/>
+        </w:rPr>
+      </w:r>
+      <w:r>
+        <w:rPr>
+          <w:lang w:val="en_US" w:bidi="en_US"/>
+        </w:rPr>
+      </w:r>
+    </w:p>
+    <w:p>
+      <w:pPr/>
+      <w:r>
+        <w:rPr>
+          <w:lang w:val="en_US" w:bidi="en_US"/>
+        </w:rPr>
+      </w:r>
+    </w:p>
+    <w:p>
+      <w:pPr>
+        <w:pStyle w:val="Heading2"/>
+      </w:pPr>
+      <w:r>
+        <w:rPr>
+          <w:lang w:val="en_US" w:bidi="en_US"/>
+        </w:rPr>
+        <w:t>Jesus and Disciples in a Boat</w:t>
+      </w:r>
+      <w:r>
+        <w:rPr>
+          <w:lang w:val="en_US" w:bidi="en_US"/>
+        </w:rPr>
+      </w:r>
+    </w:p>
+    <w:p>
+      <w:pPr>
+        <w:pStyle w:val="Heading4"/>
+      </w:pPr>
+      <w:r>
+        <w:rPr>
+          <w:lang w:val="en_US" w:bidi="en_US"/>
+        </w:rPr>
+        <w:t>Image Content</w:t>
+      </w:r>
+      <w:r>
+        <w:rPr>
+          <w:lang w:val="en_US" w:bidi="en_US"/>
+        </w:rPr>
+      </w:r>
+    </w:p>
+    <w:p>
+      <w:pPr/>
+      <w:r>
+        <w:rPr>
+          <w:lang w:val="en_US" w:bidi="en_US"/>
+        </w:rPr>
+      </w:r>
+    </w:p>
+    <w:p>
+      <w:r>
+        <w:drawing>
+          <wp:inline xmlns:a="http://schemas.openxmlformats.org/drawingml/2006/main" xmlns:pic="http://schemas.openxmlformats.org/drawingml/2006/picture">
+            <wp:extent cx="6096000" cy="3413760"/>
+            <wp:docPr id="11" name="Picture 11"/>
+            <wp:cNvGraphicFramePr>
+              <a:graphicFrameLocks noChangeAspect="1"/>
+            </wp:cNvGraphicFramePr>
+            <a:graphic>
+              <a:graphicData uri="http://schemas.openxmlformats.org/drawingml/2006/picture">
+                <pic:pic>
+                  <pic:nvPicPr>
+                    <pic:cNvPr id="0" name="image.jpg"/>
+                    <pic:cNvPicPr/>
+                  </pic:nvPicPr>
+                  <pic:blipFill>
+                    <a:blip r:embed="rId33"/>
+                    <a:stretch>
+                      <a:fillRect/>
+                    </a:stretch>
+                  </pic:blipFill>
+                  <pic:spPr>
+                    <a:xfrm>
+                      <a:off x="0" y="0"/>
+                      <a:ext cx="6096000" cy="3413760"/>
+                    </a:xfrm>
+                    <a:prstGeom prst="rect"/>
+                  </pic:spPr>
+                </pic:pic>
+              </a:graphicData>
+            </a:graphic>
+          </wp:inline>
+        </w:drawing>
+      </w:r>
+    </w:p>
+    <w:p>
+      <w:pPr/>
+      <w:r>
+        <w:rPr>
+          <w:lang w:val="en_US" w:bidi="en_US"/>
+        </w:rPr>
+      </w:r>
+      <w:hyperlink r:id="rId34">
+        <w:r>
+          <w:rPr>
+            <w:lang w:val="en_US" w:bidi="en_US"/>
+          </w:rPr>
+          <w:rPr>
+            <w:color w:val="0000EE"/>
+            <w:u w:val="single"/>
+          </w:rPr>
+          <w:t>link</w:t>
+        </w:r>
+      </w:hyperlink>
+      <w:r>
+        <w:rPr>
+          <w:lang w:val="en_US" w:bidi="en_US"/>
+        </w:rPr>
+      </w:r>
+      <w:r>
+        <w:rPr>
+          <w:lang w:val="en_US" w:bidi="en_US"/>
+        </w:rPr>
+      </w:r>
+    </w:p>
+    <w:p>
+      <w:pPr/>
+      <w:r>
+        <w:rPr>
+          <w:lang w:val="en_US" w:bidi="en_US"/>
+        </w:rPr>
+      </w:r>
+    </w:p>
+    <w:p>
+      <w:pPr>
+        <w:pStyle w:val="Heading2"/>
+      </w:pPr>
+      <w:r>
+        <w:rPr>
+          <w:lang w:val="en_US" w:bidi="en_US"/>
+        </w:rPr>
+        <w:t>Jesus and Disciples in a Boat</w:t>
+      </w:r>
+      <w:r>
+        <w:rPr>
+          <w:lang w:val="en_US" w:bidi="en_US"/>
+        </w:rPr>
+      </w:r>
+    </w:p>
+    <w:p>
+      <w:pPr>
+        <w:pStyle w:val="Heading4"/>
+      </w:pPr>
+      <w:r>
+        <w:rPr>
+          <w:lang w:val="en_US" w:bidi="en_US"/>
+        </w:rPr>
+        <w:t>Image Content</w:t>
+      </w:r>
+      <w:r>
+        <w:rPr>
+          <w:lang w:val="en_US" w:bidi="en_US"/>
+        </w:rPr>
+      </w:r>
+    </w:p>
+    <w:p>
+      <w:pPr/>
+      <w:r>
+        <w:rPr>
+          <w:lang w:val="en_US" w:bidi="en_US"/>
+        </w:rPr>
+      </w:r>
+    </w:p>
+    <w:p>
+      <w:r>
+        <w:drawing>
+          <wp:inline xmlns:a="http://schemas.openxmlformats.org/drawingml/2006/main" xmlns:pic="http://schemas.openxmlformats.org/drawingml/2006/picture">
+            <wp:extent cx="6096000" cy="3413760"/>
+            <wp:docPr id="12" name="Picture 12"/>
+            <wp:cNvGraphicFramePr>
+              <a:graphicFrameLocks noChangeAspect="1"/>
+            </wp:cNvGraphicFramePr>
+            <a:graphic>
+              <a:graphicData uri="http://schemas.openxmlformats.org/drawingml/2006/picture">
+                <pic:pic>
+                  <pic:nvPicPr>
+                    <pic:cNvPr id="0" name="image.jpg"/>
+                    <pic:cNvPicPr/>
+                  </pic:nvPicPr>
+                  <pic:blipFill>
+                    <a:blip r:embed="rId35"/>
+                    <a:stretch>
+                      <a:fillRect/>
+                    </a:stretch>
+                  </pic:blipFill>
+                  <pic:spPr>
+                    <a:xfrm>
+                      <a:off x="0" y="0"/>
+                      <a:ext cx="6096000" cy="3413760"/>
+                    </a:xfrm>
+                    <a:prstGeom prst="rect"/>
+                  </pic:spPr>
+                </pic:pic>
+              </a:graphicData>
+            </a:graphic>
+          </wp:inline>
+        </w:drawing>
+      </w:r>
+    </w:p>
+    <w:p>
+      <w:pPr/>
+      <w:r>
+        <w:rPr>
+          <w:lang w:val="en_US" w:bidi="en_US"/>
+        </w:rPr>
+      </w:r>
+      <w:hyperlink r:id="rId36">
+        <w:r>
+          <w:rPr>
+            <w:lang w:val="en_US" w:bidi="en_US"/>
+          </w:rPr>
+          <w:rPr>
+            <w:color w:val="0000EE"/>
+            <w:u w:val="single"/>
+          </w:rPr>
+          <w:t>link</w:t>
+        </w:r>
+      </w:hyperlink>
+      <w:r>
+        <w:rPr>
+          <w:lang w:val="en_US" w:bidi="en_US"/>
+        </w:rPr>
+      </w:r>
+      <w:r>
+        <w:rPr>
+          <w:lang w:val="en_US" w:bidi="en_US"/>
+        </w:rPr>
+      </w:r>
+    </w:p>
+    <w:p>
+      <w:pPr/>
+      <w:r>
+        <w:rPr>
+          <w:lang w:val="en_US" w:bidi="en_US"/>
+        </w:rPr>
+      </w:r>
+    </w:p>
+    <w:p>
+      <w:pPr>
+        <w:pStyle w:val="Heading2"/>
+      </w:pPr>
+      <w:r>
+        <w:rPr>
+          <w:lang w:val="en_US" w:bidi="en_US"/>
+        </w:rPr>
+        <w:t>Jesus and Disciples in a Boat</w:t>
+      </w:r>
+      <w:r>
+        <w:rPr>
+          <w:lang w:val="en_US" w:bidi="en_US"/>
+        </w:rPr>
+      </w:r>
+    </w:p>
+    <w:p>
+      <w:pPr>
+        <w:pStyle w:val="Heading4"/>
+      </w:pPr>
+      <w:r>
+        <w:rPr>
+          <w:lang w:val="en_US" w:bidi="en_US"/>
+        </w:rPr>
+        <w:t>Image Content</w:t>
+      </w:r>
+      <w:r>
+        <w:rPr>
+          <w:lang w:val="en_US" w:bidi="en_US"/>
+        </w:rPr>
+      </w:r>
+    </w:p>
+    <w:p>
+      <w:pPr/>
+      <w:r>
+        <w:rPr>
+          <w:lang w:val="en_US" w:bidi="en_US"/>
+        </w:rPr>
+      </w:r>
+    </w:p>
+    <w:p>
+      <w:r>
+        <w:drawing>
+          <wp:inline xmlns:a="http://schemas.openxmlformats.org/drawingml/2006/main" xmlns:pic="http://schemas.openxmlformats.org/drawingml/2006/picture">
+            <wp:extent cx="6096000" cy="3901440"/>
+            <wp:docPr id="13" name="Picture 13"/>
+            <wp:cNvGraphicFramePr>
+              <a:graphicFrameLocks noChangeAspect="1"/>
+            </wp:cNvGraphicFramePr>
+            <a:graphic>
+              <a:graphicData uri="http://schemas.openxmlformats.org/drawingml/2006/picture">
+                <pic:pic>
+                  <pic:nvPicPr>
+                    <pic:cNvPr id="0" name="image.jpg"/>
+                    <pic:cNvPicPr/>
+                  </pic:nvPicPr>
+                  <pic:blipFill>
+                    <a:blip r:embed="rId37"/>
+                    <a:stretch>
+                      <a:fillRect/>
+                    </a:stretch>
+                  </pic:blipFill>
+                  <pic:spPr>
+                    <a:xfrm>
+                      <a:off x="0" y="0"/>
+                      <a:ext cx="6096000" cy="3901440"/>
+                    </a:xfrm>
+                    <a:prstGeom prst="rect"/>
+                  </pic:spPr>
+                </pic:pic>
+              </a:graphicData>
+            </a:graphic>
+          </wp:inline>
+        </w:drawing>
+      </w:r>
+    </w:p>
+    <w:p>
+      <w:pPr/>
+      <w:r>
+        <w:rPr>
+          <w:lang w:val="en_US" w:bidi="en_US"/>
+        </w:rPr>
+      </w:r>
+      <w:hyperlink r:id="rId38">
+        <w:r>
+          <w:rPr>
+            <w:lang w:val="en_US" w:bidi="en_US"/>
+          </w:rPr>
+          <w:rPr>
+            <w:color w:val="0000EE"/>
+            <w:u w:val="single"/>
+          </w:rPr>
+          <w:t>link</w:t>
+        </w:r>
+      </w:hyperlink>
+      <w:r>
+        <w:rPr>
+          <w:lang w:val="en_US" w:bidi="en_US"/>
+        </w:rPr>
+      </w:r>
+      <w:r>
+        <w:rPr>
+          <w:lang w:val="en_US" w:bidi="en_US"/>
+        </w:rPr>
+      </w:r>
+    </w:p>
+    <w:p>
+      <w:pPr/>
+      <w:r>
+        <w:rPr>
+          <w:lang w:val="en_US" w:bidi="en_US"/>
+        </w:rPr>
+      </w:r>
+    </w:p>
+    <w:p>
+      <w:pPr>
+        <w:pStyle w:val="Heading2"/>
+      </w:pPr>
+      <w:r>
+        <w:rPr>
+          <w:lang w:val="en_US" w:bidi="en_US"/>
+        </w:rPr>
+        <w:t>Jesus Tried by the High Priest</w:t>
+      </w:r>
+      <w:r>
+        <w:rPr>
+          <w:lang w:val="en_US" w:bidi="en_US"/>
+        </w:rPr>
+      </w:r>
+    </w:p>
+    <w:p>
+      <w:pPr>
+        <w:pStyle w:val="Heading4"/>
+      </w:pPr>
+      <w:r>
+        <w:rPr>
+          <w:lang w:val="en_US" w:bidi="en_US"/>
+        </w:rPr>
+        <w:t>Image Content</w:t>
+      </w:r>
+      <w:r>
+        <w:rPr>
+          <w:lang w:val="en_US" w:bidi="en_US"/>
+        </w:rPr>
+      </w:r>
+    </w:p>
+    <w:p>
+      <w:pPr/>
+      <w:r>
+        <w:rPr>
+          <w:lang w:val="en_US" w:bidi="en_US"/>
+        </w:rPr>
+      </w:r>
+    </w:p>
+    <w:p>
+      <w:r>
+        <w:drawing>
+          <wp:inline xmlns:a="http://schemas.openxmlformats.org/drawingml/2006/main" xmlns:pic="http://schemas.openxmlformats.org/drawingml/2006/picture">
+            <wp:extent cx="6096000" cy="5260848"/>
+            <wp:docPr id="14" name="Picture 14"/>
+            <wp:cNvGraphicFramePr>
+              <a:graphicFrameLocks noChangeAspect="1"/>
+            </wp:cNvGraphicFramePr>
+            <a:graphic>
+              <a:graphicData uri="http://schemas.openxmlformats.org/drawingml/2006/picture">
+                <pic:pic>
+                  <pic:nvPicPr>
+                    <pic:cNvPr id="0" name="image.jpg"/>
+                    <pic:cNvPicPr/>
+                  </pic:nvPicPr>
+                  <pic:blipFill>
+                    <a:blip r:embed="rId39"/>
+                    <a:stretch>
+                      <a:fillRect/>
+                    </a:stretch>
+                  </pic:blipFill>
+                  <pic:spPr>
+                    <a:xfrm>
+                      <a:off x="0" y="0"/>
+                      <a:ext cx="6096000" cy="5260848"/>
+                    </a:xfrm>
+                    <a:prstGeom prst="rect"/>
+                  </pic:spPr>
+                </pic:pic>
+              </a:graphicData>
+            </a:graphic>
+          </wp:inline>
+        </w:drawing>
+      </w:r>
+    </w:p>
+    <w:p>
+      <w:pPr/>
+      <w:r>
+        <w:rPr>
+          <w:lang w:val="en_US" w:bidi="en_US"/>
+        </w:rPr>
+      </w:r>
+      <w:hyperlink r:id="rId40">
+        <w:r>
+          <w:rPr>
+            <w:lang w:val="en_US" w:bidi="en_US"/>
+          </w:rPr>
+          <w:rPr>
+            <w:color w:val="0000EE"/>
+            <w:u w:val="single"/>
+          </w:rPr>
+          <w:t>link</w:t>
+        </w:r>
+      </w:hyperlink>
+      <w:r>
+        <w:rPr>
+          <w:lang w:val="en_US" w:bidi="en_US"/>
+        </w:rPr>
+      </w:r>
+      <w:r>
+        <w:rPr>
+          <w:lang w:val="en_US" w:bidi="en_US"/>
+        </w:rPr>
+      </w:r>
+    </w:p>
+    <w:p>
+      <w:pPr/>
+      <w:r>
+        <w:rPr>
+          <w:lang w:val="en_US" w:bidi="en_US"/>
+        </w:rPr>
+      </w:r>
+    </w:p>
+    <w:p>
+      <w:pPr>
+        <w:pStyle w:val="Heading2"/>
+      </w:pPr>
+      <w:r>
+        <w:rPr>
+          <w:lang w:val="en_US" w:bidi="en_US"/>
+        </w:rPr>
+        <w:t>Jewel with Engraving</w:t>
+      </w:r>
+      <w:r>
+        <w:rPr>
+          <w:lang w:val="en_US" w:bidi="en_US"/>
+        </w:rPr>
+      </w:r>
+    </w:p>
+    <w:p>
+      <w:pPr>
+        <w:pStyle w:val="Heading4"/>
+      </w:pPr>
+      <w:r>
+        <w:rPr>
+          <w:lang w:val="en_US" w:bidi="en_US"/>
+        </w:rPr>
+        <w:t>Image Content</w:t>
+      </w:r>
+      <w:r>
+        <w:rPr>
+          <w:lang w:val="en_US" w:bidi="en_US"/>
+        </w:rPr>
+      </w:r>
+    </w:p>
+    <w:p>
+      <w:pPr/>
+      <w:r>
+        <w:rPr>
+          <w:lang w:val="en_US" w:bidi="en_US"/>
+        </w:rPr>
+      </w:r>
+    </w:p>
+    <w:p>
+      <w:r>
+        <w:drawing>
+          <wp:inline xmlns:a="http://schemas.openxmlformats.org/drawingml/2006/main" xmlns:pic="http://schemas.openxmlformats.org/drawingml/2006/picture">
+            <wp:extent cx="6096000" cy="3425952"/>
+            <wp:docPr id="15" name="Picture 15"/>
+            <wp:cNvGraphicFramePr>
+              <a:graphicFrameLocks noChangeAspect="1"/>
+            </wp:cNvGraphicFramePr>
+            <a:graphic>
+              <a:graphicData uri="http://schemas.openxmlformats.org/drawingml/2006/picture">
+                <pic:pic>
+                  <pic:nvPicPr>
+                    <pic:cNvPr id="0" name="image.jpg"/>
+                    <pic:cNvPicPr/>
+                  </pic:nvPicPr>
+                  <pic:blipFill>
+                    <a:blip r:embed="rId41"/>
+                    <a:stretch>
+                      <a:fillRect/>
+                    </a:stretch>
+                  </pic:blipFill>
+                  <pic:spPr>
+                    <a:xfrm>
+                      <a:off x="0" y="0"/>
+                      <a:ext cx="6096000" cy="3425952"/>
+                    </a:xfrm>
+                    <a:prstGeom prst="rect"/>
+                  </pic:spPr>
+                </pic:pic>
+              </a:graphicData>
+            </a:graphic>
+          </wp:inline>
+        </w:drawing>
+      </w:r>
+    </w:p>
+    <w:p>
+      <w:pPr/>
+      <w:r>
+        <w:rPr>
+          <w:lang w:val="en_US" w:bidi="en_US"/>
+        </w:rPr>
+      </w:r>
+      <w:hyperlink r:id="rId42">
+        <w:r>
+          <w:rPr>
+            <w:lang w:val="en_US" w:bidi="en_US"/>
+          </w:rPr>
+          <w:rPr>
+            <w:color w:val="0000EE"/>
+            <w:u w:val="single"/>
+          </w:rPr>
+          <w:t>link</w:t>
+        </w:r>
+      </w:hyperlink>
+      <w:r>
+        <w:rPr>
+          <w:lang w:val="en_US" w:bidi="en_US"/>
+        </w:rPr>
+      </w:r>
+      <w:r>
+        <w:rPr>
+          <w:lang w:val="en_US" w:bidi="en_US"/>
+        </w:rPr>
+      </w:r>
+    </w:p>
+    <w:p>
+      <w:pPr/>
+      <w:r>
+        <w:rPr>
+          <w:lang w:val="en_US" w:bidi="en_US"/>
+        </w:rPr>
+      </w:r>
+    </w:p>
+    <w:p>
+      <w:pPr>
+        <w:pStyle w:val="Heading2"/>
+      </w:pPr>
+      <w:r>
+        <w:rPr>
+          <w:lang w:val="en_US" w:bidi="en_US"/>
+        </w:rPr>
+        <w:t>Jewel with Engraving</w:t>
+      </w:r>
+      <w:r>
+        <w:rPr>
+          <w:lang w:val="en_US" w:bidi="en_US"/>
+        </w:rPr>
+      </w:r>
+    </w:p>
+    <w:p>
+      <w:pPr>
+        <w:pStyle w:val="Heading4"/>
+      </w:pPr>
+      <w:r>
+        <w:rPr>
+          <w:lang w:val="en_US" w:bidi="en_US"/>
+        </w:rPr>
+        <w:t>Image Content</w:t>
+      </w:r>
+      <w:r>
+        <w:rPr>
+          <w:lang w:val="en_US" w:bidi="en_US"/>
+        </w:rPr>
+      </w:r>
+    </w:p>
+    <w:p>
+      <w:pPr/>
+      <w:r>
+        <w:rPr>
+          <w:lang w:val="en_US" w:bidi="en_US"/>
+        </w:rPr>
+      </w:r>
+    </w:p>
+    <w:p>
+      <w:r>
+        <w:drawing>
+          <wp:inline xmlns:a="http://schemas.openxmlformats.org/drawingml/2006/main" xmlns:pic="http://schemas.openxmlformats.org/drawingml/2006/picture">
+            <wp:extent cx="6096000" cy="3425952"/>
+            <wp:docPr id="16" name="Picture 16"/>
+            <wp:cNvGraphicFramePr>
+              <a:graphicFrameLocks noChangeAspect="1"/>
+            </wp:cNvGraphicFramePr>
+            <a:graphic>
+              <a:graphicData uri="http://schemas.openxmlformats.org/drawingml/2006/picture">
+                <pic:pic>
+                  <pic:nvPicPr>
+                    <pic:cNvPr id="0" name="image.jpg"/>
+                    <pic:cNvPicPr/>
+                  </pic:nvPicPr>
+                  <pic:blipFill>
+                    <a:blip r:embed="rId43"/>
+                    <a:stretch>
+                      <a:fillRect/>
+                    </a:stretch>
+                  </pic:blipFill>
+                  <pic:spPr>
+                    <a:xfrm>
+                      <a:off x="0" y="0"/>
+                      <a:ext cx="6096000" cy="3425952"/>
+                    </a:xfrm>
+                    <a:prstGeom prst="rect"/>
+                  </pic:spPr>
+                </pic:pic>
+              </a:graphicData>
+            </a:graphic>
+          </wp:inline>
+        </w:drawing>
+      </w:r>
+    </w:p>
+    <w:p>
+      <w:pPr/>
+      <w:r>
+        <w:rPr>
+          <w:lang w:val="en_US" w:bidi="en_US"/>
+        </w:rPr>
+      </w:r>
+      <w:hyperlink r:id="rId44">
+        <w:r>
+          <w:rPr>
+            <w:lang w:val="en_US" w:bidi="en_US"/>
+          </w:rPr>
+          <w:rPr>
+            <w:color w:val="0000EE"/>
+            <w:u w:val="single"/>
+          </w:rPr>
+          <w:t>link</w:t>
+        </w:r>
+      </w:hyperlink>
+      <w:r>
+        <w:rPr>
+          <w:lang w:val="en_US" w:bidi="en_US"/>
+        </w:rPr>
+      </w:r>
+      <w:r>
+        <w:rPr>
+          <w:lang w:val="en_US" w:bidi="en_US"/>
+        </w:rPr>
+      </w:r>
+    </w:p>
+    <w:p>
+      <w:pPr/>
+      <w:r>
+        <w:rPr>
+          <w:lang w:val="en_US" w:bidi="en_US"/>
+        </w:rPr>
+      </w:r>
+    </w:p>
+    <w:p>
+      <w:pPr>
+        <w:pStyle w:val="Heading2"/>
+      </w:pPr>
+      <w:r>
+        <w:rPr>
+          <w:lang w:val="en_US" w:bidi="en_US"/>
+        </w:rPr>
+        <w:t>Jewelry</w:t>
+      </w:r>
+      <w:r>
+        <w:rPr>
+          <w:lang w:val="en_US" w:bidi="en_US"/>
+        </w:rPr>
+      </w:r>
+    </w:p>
+    <w:p>
+      <w:pPr>
+        <w:pStyle w:val="Heading4"/>
+      </w:pPr>
+      <w:r>
+        <w:rPr>
+          <w:lang w:val="en_US" w:bidi="en_US"/>
+        </w:rPr>
+        <w:t>Image Content</w:t>
+      </w:r>
+      <w:r>
+        <w:rPr>
+          <w:lang w:val="en_US" w:bidi="en_US"/>
+        </w:rPr>
+      </w:r>
+    </w:p>
+    <w:p>
+      <w:pPr/>
+      <w:r>
+        <w:rPr>
+          <w:lang w:val="en_US" w:bidi="en_US"/>
+        </w:rPr>
+      </w:r>
+    </w:p>
+    <w:p>
+      <w:r>
+        <w:drawing>
+          <wp:inline xmlns:a="http://schemas.openxmlformats.org/drawingml/2006/main" xmlns:pic="http://schemas.openxmlformats.org/drawingml/2006/picture">
+            <wp:extent cx="6096000" cy="7620000"/>
+            <wp:docPr id="17" name="Picture 17"/>
+            <wp:cNvGraphicFramePr>
+              <a:graphicFrameLocks noChangeAspect="1"/>
+            </wp:cNvGraphicFramePr>
+            <a:graphic>
+              <a:graphicData uri="http://schemas.openxmlformats.org/drawingml/2006/picture">
+                <pic:pic>
+                  <pic:nvPicPr>
+                    <pic:cNvPr id="0" name="image.jpg"/>
+                    <pic:cNvPicPr/>
+                  </pic:nvPicPr>
+                  <pic:blipFill>
+                    <a:blip r:embed="rId45"/>
+                    <a:stretch>
+                      <a:fillRect/>
+                    </a:stretch>
+                  </pic:blipFill>
+                  <pic:spPr>
+                    <a:xfrm>
+                      <a:off x="0" y="0"/>
+                      <a:ext cx="6096000" cy="7620000"/>
+                    </a:xfrm>
+                    <a:prstGeom prst="rect"/>
+                  </pic:spPr>
+                </pic:pic>
+              </a:graphicData>
+            </a:graphic>
+          </wp:inline>
+        </w:drawing>
+      </w:r>
+    </w:p>
+    <w:p>
+      <w:pPr/>
+      <w:r>
+        <w:rPr>
+          <w:lang w:val="en_US" w:bidi="en_US"/>
+        </w:rPr>
+      </w:r>
+      <w:hyperlink r:id="rId46">
+        <w:r>
+          <w:rPr>
+            <w:lang w:val="en_US" w:bidi="en_US"/>
+          </w:rPr>
+          <w:rPr>
+            <w:color w:val="0000EE"/>
+            <w:u w:val="single"/>
+          </w:rPr>
+          <w:t>link</w:t>
+        </w:r>
+      </w:hyperlink>
+      <w:r>
+        <w:rPr>
+          <w:lang w:val="en_US" w:bidi="en_US"/>
+        </w:rPr>
+      </w:r>
+      <w:r>
+        <w:rPr>
+          <w:lang w:val="en_US" w:bidi="en_US"/>
+        </w:rPr>
+      </w:r>
+    </w:p>
+    <w:p>
+      <w:pPr/>
+      <w:r>
+        <w:rPr>
+          <w:lang w:val="en_US" w:bidi="en_US"/>
+        </w:rPr>
+      </w:r>
+    </w:p>
+    <w:p>
+      <w:pPr>
+        <w:pStyle w:val="Heading2"/>
+      </w:pPr>
+      <w:r>
+        <w:rPr>
+          <w:lang w:val="en_US" w:bidi="en_US"/>
+        </w:rPr>
+        <w:t>Jewelry</w:t>
+      </w:r>
+      <w:r>
+        <w:rPr>
+          <w:lang w:val="en_US" w:bidi="en_US"/>
+        </w:rPr>
+      </w:r>
+    </w:p>
+    <w:p>
+      <w:pPr>
+        <w:pStyle w:val="Heading4"/>
+      </w:pPr>
+      <w:r>
+        <w:rPr>
+          <w:lang w:val="en_US" w:bidi="en_US"/>
+        </w:rPr>
+        <w:t>Image Content</w:t>
+      </w:r>
+      <w:r>
+        <w:rPr>
+          <w:lang w:val="en_US" w:bidi="en_US"/>
+        </w:rPr>
+      </w:r>
+    </w:p>
+    <w:p>
+      <w:pPr/>
+      <w:r>
+        <w:rPr>
+          <w:lang w:val="en_US" w:bidi="en_US"/>
+        </w:rPr>
+      </w:r>
+    </w:p>
+    <w:p>
+      <w:r>
+        <w:drawing>
+          <wp:inline xmlns:a="http://schemas.openxmlformats.org/drawingml/2006/main" xmlns:pic="http://schemas.openxmlformats.org/drawingml/2006/picture">
+            <wp:extent cx="6096000" cy="4151376"/>
+            <wp:docPr id="18" name="Picture 18"/>
+            <wp:cNvGraphicFramePr>
+              <a:graphicFrameLocks noChangeAspect="1"/>
+            </wp:cNvGraphicFramePr>
+            <a:graphic>
+              <a:graphicData uri="http://schemas.openxmlformats.org/drawingml/2006/picture">
+                <pic:pic>
+                  <pic:nvPicPr>
+                    <pic:cNvPr id="0" name="image.jpg"/>
+                    <pic:cNvPicPr/>
+                  </pic:nvPicPr>
+                  <pic:blipFill>
+                    <a:blip r:embed="rId47"/>
+                    <a:stretch>
+                      <a:fillRect/>
+                    </a:stretch>
+                  </pic:blipFill>
+                  <pic:spPr>
+                    <a:xfrm>
+                      <a:off x="0" y="0"/>
+                      <a:ext cx="6096000" cy="4151376"/>
+                    </a:xfrm>
+                    <a:prstGeom prst="rect"/>
+                  </pic:spPr>
+                </pic:pic>
+              </a:graphicData>
+            </a:graphic>
+          </wp:inline>
+        </w:drawing>
+      </w:r>
+    </w:p>
+    <w:p>
+      <w:pPr/>
+      <w:r>
+        <w:rPr>
+          <w:lang w:val="en_US" w:bidi="en_US"/>
+        </w:rPr>
+      </w:r>
+      <w:hyperlink r:id="rId48">
+        <w:r>
+          <w:rPr>
+            <w:lang w:val="en_US" w:bidi="en_US"/>
+          </w:rPr>
+          <w:rPr>
+            <w:color w:val="0000EE"/>
+            <w:u w:val="single"/>
+          </w:rPr>
+          <w:t>link</w:t>
+        </w:r>
+      </w:hyperlink>
+      <w:r>
+        <w:rPr>
+          <w:lang w:val="en_US" w:bidi="en_US"/>
+        </w:rPr>
+      </w:r>
+      <w:r>
+        <w:rPr>
+          <w:lang w:val="en_US" w:bidi="en_US"/>
+        </w:rPr>
+      </w:r>
+    </w:p>
+    <w:p>
+      <w:pPr/>
+      <w:r>
+        <w:rPr>
+          <w:lang w:val="en_US" w:bidi="en_US"/>
+        </w:rPr>
+      </w:r>
+    </w:p>
+    <w:p>
+      <w:pPr>
+        <w:pStyle w:val="Heading2"/>
+      </w:pPr>
+      <w:r>
+        <w:rPr>
+          <w:lang w:val="en_US" w:bidi="en_US"/>
+        </w:rPr>
+        <w:t>Jewelry</w:t>
+      </w:r>
+      <w:r>
+        <w:rPr>
+          <w:lang w:val="en_US" w:bidi="en_US"/>
+        </w:rPr>
+      </w:r>
+    </w:p>
+    <w:p>
+      <w:pPr>
+        <w:pStyle w:val="Heading4"/>
+      </w:pPr>
+      <w:r>
+        <w:rPr>
+          <w:lang w:val="en_US" w:bidi="en_US"/>
+        </w:rPr>
+        <w:t>Image Content</w:t>
+      </w:r>
+      <w:r>
+        <w:rPr>
+          <w:lang w:val="en_US" w:bidi="en_US"/>
+        </w:rPr>
+      </w:r>
+    </w:p>
+    <w:p>
+      <w:pPr/>
+      <w:r>
+        <w:rPr>
+          <w:lang w:val="en_US" w:bidi="en_US"/>
+        </w:rPr>
+      </w:r>
+    </w:p>
+    <w:p>
+      <w:r>
+        <w:drawing>
+          <wp:inline xmlns:a="http://schemas.openxmlformats.org/drawingml/2006/main" xmlns:pic="http://schemas.openxmlformats.org/drawingml/2006/picture">
+            <wp:extent cx="6096000" cy="3432048"/>
+            <wp:docPr id="19" name="Picture 19"/>
+            <wp:cNvGraphicFramePr>
+              <a:graphicFrameLocks noChangeAspect="1"/>
+            </wp:cNvGraphicFramePr>
+            <a:graphic>
+              <a:graphicData uri="http://schemas.openxmlformats.org/drawingml/2006/picture">
+                <pic:pic>
+                  <pic:nvPicPr>
+                    <pic:cNvPr id="0" name="image.jpg"/>
+                    <pic:cNvPicPr/>
+                  </pic:nvPicPr>
+                  <pic:blipFill>
+                    <a:blip r:embed="rId49"/>
+                    <a:stretch>
+                      <a:fillRect/>
+                    </a:stretch>
+                  </pic:blipFill>
+                  <pic:spPr>
+                    <a:xfrm>
+                      <a:off x="0" y="0"/>
+                      <a:ext cx="6096000" cy="3432048"/>
+                    </a:xfrm>
+                    <a:prstGeom prst="rect"/>
+                  </pic:spPr>
+                </pic:pic>
+              </a:graphicData>
+            </a:graphic>
+          </wp:inline>
+        </w:drawing>
+      </w:r>
+    </w:p>
+    <w:p>
+      <w:pPr/>
+      <w:r>
+        <w:rPr>
+          <w:lang w:val="en_US" w:bidi="en_US"/>
+        </w:rPr>
+      </w:r>
+      <w:hyperlink r:id="rId50">
+        <w:r>
+          <w:rPr>
+            <w:lang w:val="en_US" w:bidi="en_US"/>
+          </w:rPr>
+          <w:rPr>
+            <w:color w:val="0000EE"/>
+            <w:u w:val="single"/>
+          </w:rPr>
+          <w:t>link</w:t>
+        </w:r>
+      </w:hyperlink>
+      <w:r>
+        <w:rPr>
+          <w:lang w:val="en_US" w:bidi="en_US"/>
+        </w:rPr>
+      </w:r>
+      <w:r>
+        <w:rPr>
+          <w:lang w:val="en_US" w:bidi="en_US"/>
+        </w:rPr>
+      </w:r>
+    </w:p>
+    <w:p>
+      <w:pPr/>
+      <w:r>
+        <w:rPr>
+          <w:lang w:val="en_US" w:bidi="en_US"/>
+        </w:rPr>
+      </w:r>
+    </w:p>
+    <w:p>
+      <w:pPr>
+        <w:pStyle w:val="Heading2"/>
+      </w:pPr>
+      <w:r>
+        <w:rPr>
+          <w:lang w:val="en_US" w:bidi="en_US"/>
+        </w:rPr>
+        <w:t>Jewelry</w:t>
+      </w:r>
+      <w:r>
+        <w:rPr>
+          <w:lang w:val="en_US" w:bidi="en_US"/>
+        </w:rPr>
+      </w:r>
+    </w:p>
+    <w:p>
+      <w:pPr>
+        <w:pStyle w:val="Heading4"/>
+      </w:pPr>
+      <w:r>
+        <w:rPr>
+          <w:lang w:val="en_US" w:bidi="en_US"/>
+        </w:rPr>
+        <w:t>Image Content</w:t>
+      </w:r>
+      <w:r>
+        <w:rPr>
+          <w:lang w:val="en_US" w:bidi="en_US"/>
+        </w:rPr>
+      </w:r>
+    </w:p>
+    <w:p>
+      <w:pPr/>
+      <w:r>
+        <w:rPr>
+          <w:lang w:val="en_US" w:bidi="en_US"/>
+        </w:rPr>
+      </w:r>
+    </w:p>
+    <w:p>
+      <w:r>
+        <w:drawing>
+          <wp:inline xmlns:a="http://schemas.openxmlformats.org/drawingml/2006/main" xmlns:pic="http://schemas.openxmlformats.org/drawingml/2006/picture">
+            <wp:extent cx="6096000" cy="3432048"/>
+            <wp:docPr id="20" name="Picture 20"/>
+            <wp:cNvGraphicFramePr>
+              <a:graphicFrameLocks noChangeAspect="1"/>
+            </wp:cNvGraphicFramePr>
+            <a:graphic>
+              <a:graphicData uri="http://schemas.openxmlformats.org/drawingml/2006/picture">
+                <pic:pic>
+                  <pic:nvPicPr>
+                    <pic:cNvPr id="0" name="image.jpg"/>
+                    <pic:cNvPicPr/>
+                  </pic:nvPicPr>
+                  <pic:blipFill>
+                    <a:blip r:embed="rId51"/>
+                    <a:stretch>
+                      <a:fillRect/>
+                    </a:stretch>
+                  </pic:blipFill>
+                  <pic:spPr>
+                    <a:xfrm>
+                      <a:off x="0" y="0"/>
+                      <a:ext cx="6096000" cy="3432048"/>
+                    </a:xfrm>
+                    <a:prstGeom prst="rect"/>
+                  </pic:spPr>
+                </pic:pic>
+              </a:graphicData>
+            </a:graphic>
+          </wp:inline>
+        </w:drawing>
+      </w:r>
+    </w:p>
+    <w:p>
+      <w:pPr/>
+      <w:r>
+        <w:rPr>
+          <w:lang w:val="en_US" w:bidi="en_US"/>
+        </w:rPr>
+      </w:r>
+      <w:hyperlink r:id="rId52">
+        <w:r>
+          <w:rPr>
+            <w:lang w:val="en_US" w:bidi="en_US"/>
+          </w:rPr>
+          <w:rPr>
+            <w:color w:val="0000EE"/>
+            <w:u w:val="single"/>
+          </w:rPr>
+          <w:t>link</w:t>
+        </w:r>
+      </w:hyperlink>
+      <w:r>
+        <w:rPr>
+          <w:lang w:val="en_US" w:bidi="en_US"/>
+        </w:rPr>
+      </w:r>
+      <w:r>
+        <w:rPr>
+          <w:lang w:val="en_US" w:bidi="en_US"/>
+        </w:rPr>
+      </w:r>
+    </w:p>
+    <w:p>
+      <w:pPr/>
+      <w:r>
+        <w:rPr>
+          <w:lang w:val="en_US" w:bidi="en_US"/>
+        </w:rPr>
+      </w:r>
+    </w:p>
+    <w:p>
+      <w:pPr>
+        <w:pStyle w:val="Heading2"/>
+      </w:pPr>
+      <w:r>
+        <w:rPr>
+          <w:lang w:val="en_US" w:bidi="en_US"/>
+        </w:rPr>
+        <w:t>Jewelry</w:t>
+      </w:r>
+      <w:r>
+        <w:rPr>
+          <w:lang w:val="en_US" w:bidi="en_US"/>
+        </w:rPr>
+      </w:r>
+    </w:p>
+    <w:p>
+      <w:pPr>
+        <w:pStyle w:val="Heading4"/>
+      </w:pPr>
+      <w:r>
+        <w:rPr>
+          <w:lang w:val="en_US" w:bidi="en_US"/>
+        </w:rPr>
+        <w:t>Image Content</w:t>
+      </w:r>
+      <w:r>
+        <w:rPr>
+          <w:lang w:val="en_US" w:bidi="en_US"/>
+        </w:rPr>
+      </w:r>
+    </w:p>
+    <w:p>
+      <w:pPr/>
+      <w:r>
+        <w:rPr>
+          <w:lang w:val="en_US" w:bidi="en_US"/>
+        </w:rPr>
+      </w:r>
+    </w:p>
+    <w:p>
+      <w:r>
+        <w:drawing>
+          <wp:inline xmlns:a="http://schemas.openxmlformats.org/drawingml/2006/main" xmlns:pic="http://schemas.openxmlformats.org/drawingml/2006/picture">
+            <wp:extent cx="6096000" cy="3432048"/>
+            <wp:docPr id="21" name="Picture 21"/>
+            <wp:cNvGraphicFramePr>
+              <a:graphicFrameLocks noChangeAspect="1"/>
+            </wp:cNvGraphicFramePr>
+            <a:graphic>
+              <a:graphicData uri="http://schemas.openxmlformats.org/drawingml/2006/picture">
+                <pic:pic>
+                  <pic:nvPicPr>
+                    <pic:cNvPr id="0" name="image.jpg"/>
+                    <pic:cNvPicPr/>
+                  </pic:nvPicPr>
+                  <pic:blipFill>
+                    <a:blip r:embed="rId53"/>
+                    <a:stretch>
+                      <a:fillRect/>
+                    </a:stretch>
+                  </pic:blipFill>
+                  <pic:spPr>
+                    <a:xfrm>
+                      <a:off x="0" y="0"/>
+                      <a:ext cx="6096000" cy="3432048"/>
+                    </a:xfrm>
+                    <a:prstGeom prst="rect"/>
+                  </pic:spPr>
+                </pic:pic>
+              </a:graphicData>
+            </a:graphic>
+          </wp:inline>
+        </w:drawing>
+      </w:r>
+    </w:p>
+    <w:p>
+      <w:pPr/>
+      <w:r>
+        <w:rPr>
+          <w:lang w:val="en_US" w:bidi="en_US"/>
+        </w:rPr>
+      </w:r>
+      <w:hyperlink r:id="rId54">
+        <w:r>
+          <w:rPr>
+            <w:lang w:val="en_US" w:bidi="en_US"/>
+          </w:rPr>
+          <w:rPr>
+            <w:color w:val="0000EE"/>
+            <w:u w:val="single"/>
+          </w:rPr>
+          <w:t>link</w:t>
+        </w:r>
+      </w:hyperlink>
+      <w:r>
+        <w:rPr>
+          <w:lang w:val="en_US" w:bidi="en_US"/>
+        </w:rPr>
+      </w:r>
+      <w:r>
+        <w:rPr>
+          <w:lang w:val="en_US" w:bidi="en_US"/>
+        </w:rPr>
+      </w:r>
+    </w:p>
+    <w:p>
+      <w:pPr/>
+      <w:r>
+        <w:rPr>
+          <w:lang w:val="en_US" w:bidi="en_US"/>
+        </w:rPr>
+      </w:r>
+    </w:p>
+    <w:p>
+      <w:pPr>
+        <w:pStyle w:val="Heading2"/>
+      </w:pPr>
+      <w:r>
+        <w:rPr>
+          <w:lang w:val="en_US" w:bidi="en_US"/>
+        </w:rPr>
+        <w:t>Jewelry</w:t>
+      </w:r>
+      <w:r>
+        <w:rPr>
+          <w:lang w:val="en_US" w:bidi="en_US"/>
+        </w:rPr>
+      </w:r>
+    </w:p>
+    <w:p>
+      <w:pPr>
+        <w:pStyle w:val="Heading4"/>
+      </w:pPr>
+      <w:r>
+        <w:rPr>
+          <w:lang w:val="en_US" w:bidi="en_US"/>
+        </w:rPr>
+        <w:t>Image Content</w:t>
+      </w:r>
+      <w:r>
+        <w:rPr>
+          <w:lang w:val="en_US" w:bidi="en_US"/>
+        </w:rPr>
+      </w:r>
+    </w:p>
+    <w:p>
+      <w:pPr/>
+      <w:r>
+        <w:rPr>
+          <w:lang w:val="en_US" w:bidi="en_US"/>
+        </w:rPr>
+      </w:r>
+    </w:p>
+    <w:p>
+      <w:r>
+        <w:drawing>
+          <wp:inline xmlns:a="http://schemas.openxmlformats.org/drawingml/2006/main" xmlns:pic="http://schemas.openxmlformats.org/drawingml/2006/picture">
+            <wp:extent cx="6096000" cy="3432048"/>
+            <wp:docPr id="22" name="Picture 22"/>
+            <wp:cNvGraphicFramePr>
+              <a:graphicFrameLocks noChangeAspect="1"/>
+            </wp:cNvGraphicFramePr>
+            <a:graphic>
+              <a:graphicData uri="http://schemas.openxmlformats.org/drawingml/2006/picture">
+                <pic:pic>
+                  <pic:nvPicPr>
+                    <pic:cNvPr id="0" name="image.jpg"/>
+                    <pic:cNvPicPr/>
+                  </pic:nvPicPr>
+                  <pic:blipFill>
+                    <a:blip r:embed="rId55"/>
+                    <a:stretch>
+                      <a:fillRect/>
+                    </a:stretch>
+                  </pic:blipFill>
+                  <pic:spPr>
+                    <a:xfrm>
+                      <a:off x="0" y="0"/>
+                      <a:ext cx="6096000" cy="3432048"/>
+                    </a:xfrm>
+                    <a:prstGeom prst="rect"/>
+                  </pic:spPr>
+                </pic:pic>
+              </a:graphicData>
+            </a:graphic>
+          </wp:inline>
+        </w:drawing>
+      </w:r>
+    </w:p>
+    <w:p>
+      <w:pPr/>
+      <w:r>
+        <w:rPr>
+          <w:lang w:val="en_US" w:bidi="en_US"/>
+        </w:rPr>
+      </w:r>
+      <w:hyperlink r:id="rId56">
+        <w:r>
+          <w:rPr>
+            <w:lang w:val="en_US" w:bidi="en_US"/>
+          </w:rPr>
+          <w:rPr>
+            <w:color w:val="0000EE"/>
+            <w:u w:val="single"/>
+          </w:rPr>
+          <w:t>link</w:t>
+        </w:r>
+      </w:hyperlink>
+      <w:r>
+        <w:rPr>
+          <w:lang w:val="en_US" w:bidi="en_US"/>
+        </w:rPr>
+      </w:r>
+      <w:r>
+        <w:rPr>
+          <w:lang w:val="en_US" w:bidi="en_US"/>
+        </w:rPr>
+      </w:r>
+    </w:p>
+    <w:p>
+      <w:pPr/>
+      <w:r>
+        <w:rPr>
+          <w:lang w:val="en_US" w:bidi="en_US"/>
+        </w:rPr>
+      </w:r>
+    </w:p>
+    <w:p>
+      <w:pPr>
+        <w:pStyle w:val="Heading2"/>
+      </w:pPr>
+      <w:r>
+        <w:rPr>
+          <w:lang w:val="en_US" w:bidi="en_US"/>
+        </w:rPr>
+        <w:t>Jewelry</w:t>
+      </w:r>
+      <w:r>
+        <w:rPr>
+          <w:lang w:val="en_US" w:bidi="en_US"/>
+        </w:rPr>
+      </w:r>
+    </w:p>
+    <w:p>
+      <w:pPr>
+        <w:pStyle w:val="Heading4"/>
+      </w:pPr>
+      <w:r>
+        <w:rPr>
+          <w:lang w:val="en_US" w:bidi="en_US"/>
+        </w:rPr>
+        <w:t>Image Content</w:t>
+      </w:r>
+      <w:r>
+        <w:rPr>
+          <w:lang w:val="en_US" w:bidi="en_US"/>
+        </w:rPr>
+      </w:r>
+    </w:p>
+    <w:p>
+      <w:pPr/>
+      <w:r>
+        <w:rPr>
+          <w:lang w:val="en_US" w:bidi="en_US"/>
+        </w:rPr>
+      </w:r>
+    </w:p>
+    <w:p>
+      <w:r>
+        <w:drawing>
+          <wp:inline xmlns:a="http://schemas.openxmlformats.org/drawingml/2006/main" xmlns:pic="http://schemas.openxmlformats.org/drawingml/2006/picture">
+            <wp:extent cx="6096000" cy="3432048"/>
+            <wp:docPr id="23" name="Picture 23"/>
+            <wp:cNvGraphicFramePr>
+              <a:graphicFrameLocks noChangeAspect="1"/>
+            </wp:cNvGraphicFramePr>
+            <a:graphic>
+              <a:graphicData uri="http://schemas.openxmlformats.org/drawingml/2006/picture">
+                <pic:pic>
+                  <pic:nvPicPr>
+                    <pic:cNvPr id="0" name="image.jpg"/>
+                    <pic:cNvPicPr/>
+                  </pic:nvPicPr>
+                  <pic:blipFill>
+                    <a:blip r:embed="rId57"/>
+                    <a:stretch>
+                      <a:fillRect/>
+                    </a:stretch>
+                  </pic:blipFill>
+                  <pic:spPr>
+                    <a:xfrm>
+                      <a:off x="0" y="0"/>
+                      <a:ext cx="6096000" cy="3432048"/>
+                    </a:xfrm>
+                    <a:prstGeom prst="rect"/>
+                  </pic:spPr>
+                </pic:pic>
+              </a:graphicData>
+            </a:graphic>
+          </wp:inline>
+        </w:drawing>
+      </w:r>
+    </w:p>
+    <w:p>
+      <w:pPr/>
+      <w:r>
+        <w:rPr>
+          <w:lang w:val="en_US" w:bidi="en_US"/>
+        </w:rPr>
+      </w:r>
+      <w:hyperlink r:id="rId58">
+        <w:r>
+          <w:rPr>
+            <w:lang w:val="en_US" w:bidi="en_US"/>
+          </w:rPr>
+          <w:rPr>
+            <w:color w:val="0000EE"/>
+            <w:u w:val="single"/>
+          </w:rPr>
+          <w:t>link</w:t>
+        </w:r>
+      </w:hyperlink>
+      <w:r>
+        <w:rPr>
+          <w:lang w:val="en_US" w:bidi="en_US"/>
+        </w:rPr>
+      </w:r>
+      <w:r>
+        <w:rPr>
+          <w:lang w:val="en_US" w:bidi="en_US"/>
+        </w:rPr>
+      </w:r>
+    </w:p>
+    <w:p>
+      <w:pPr/>
+      <w:r>
+        <w:rPr>
+          <w:lang w:val="en_US" w:bidi="en_US"/>
+        </w:rPr>
+      </w:r>
+    </w:p>
+    <w:p>
+      <w:pPr>
+        <w:pStyle w:val="Heading2"/>
+      </w:pPr>
+      <w:r>
+        <w:rPr>
+          <w:lang w:val="en_US" w:bidi="en_US"/>
+        </w:rPr>
+        <w:t>Jewelry</w:t>
+      </w:r>
+      <w:r>
+        <w:rPr>
+          <w:lang w:val="en_US" w:bidi="en_US"/>
+        </w:rPr>
+      </w:r>
+    </w:p>
+    <w:p>
+      <w:pPr>
+        <w:pStyle w:val="Heading4"/>
+      </w:pPr>
+      <w:r>
+        <w:rPr>
+          <w:lang w:val="en_US" w:bidi="en_US"/>
+        </w:rPr>
+        <w:t>Image Content</w:t>
+      </w:r>
+      <w:r>
+        <w:rPr>
+          <w:lang w:val="en_US" w:bidi="en_US"/>
+        </w:rPr>
+      </w:r>
+    </w:p>
+    <w:p>
+      <w:pPr/>
+      <w:r>
+        <w:rPr>
+          <w:lang w:val="en_US" w:bidi="en_US"/>
+        </w:rPr>
+      </w:r>
+    </w:p>
+    <w:p>
+      <w:r>
+        <w:drawing>
+          <wp:inline xmlns:a="http://schemas.openxmlformats.org/drawingml/2006/main" xmlns:pic="http://schemas.openxmlformats.org/drawingml/2006/picture">
+            <wp:extent cx="6096000" cy="3432048"/>
+            <wp:docPr id="24" name="Picture 24"/>
+            <wp:cNvGraphicFramePr>
+              <a:graphicFrameLocks noChangeAspect="1"/>
+            </wp:cNvGraphicFramePr>
+            <a:graphic>
+              <a:graphicData uri="http://schemas.openxmlformats.org/drawingml/2006/picture">
+                <pic:pic>
+                  <pic:nvPicPr>
+                    <pic:cNvPr id="0" name="image.jpg"/>
+                    <pic:cNvPicPr/>
+                  </pic:nvPicPr>
+                  <pic:blipFill>
+                    <a:blip r:embed="rId59"/>
+                    <a:stretch>
+                      <a:fillRect/>
+                    </a:stretch>
+                  </pic:blipFill>
+                  <pic:spPr>
+                    <a:xfrm>
+                      <a:off x="0" y="0"/>
+                      <a:ext cx="6096000" cy="3432048"/>
+                    </a:xfrm>
+                    <a:prstGeom prst="rect"/>
+                  </pic:spPr>
+                </pic:pic>
+              </a:graphicData>
+            </a:graphic>
+          </wp:inline>
+        </w:drawing>
+      </w:r>
+    </w:p>
+    <w:p>
+      <w:pPr/>
+      <w:r>
+        <w:rPr>
+          <w:lang w:val="en_US" w:bidi="en_US"/>
+        </w:rPr>
+      </w:r>
+      <w:hyperlink r:id="rId60">
+        <w:r>
+          <w:rPr>
+            <w:lang w:val="en_US" w:bidi="en_US"/>
+          </w:rPr>
+          <w:rPr>
+            <w:color w:val="0000EE"/>
+            <w:u w:val="single"/>
+          </w:rPr>
+          <w:t>link</w:t>
+        </w:r>
+      </w:hyperlink>
+      <w:r>
+        <w:rPr>
+          <w:lang w:val="en_US" w:bidi="en_US"/>
+        </w:rPr>
+      </w:r>
+      <w:r>
+        <w:rPr>
+          <w:lang w:val="en_US" w:bidi="en_US"/>
+        </w:rPr>
+      </w:r>
+    </w:p>
+    <w:p>
+      <w:pPr/>
+      <w:r>
+        <w:rPr>
+          <w:lang w:val="en_US" w:bidi="en_US"/>
+        </w:rPr>
+      </w:r>
+    </w:p>
+    <w:p>
+      <w:pPr>
+        <w:pStyle w:val="Heading2"/>
+      </w:pPr>
+      <w:r>
+        <w:rPr>
+          <w:lang w:val="en_US" w:bidi="en_US"/>
+        </w:rPr>
+        <w:t>Jewish Lecture Hall</w:t>
+      </w:r>
+      <w:r>
+        <w:rPr>
+          <w:lang w:val="en_US" w:bidi="en_US"/>
+        </w:rPr>
+      </w:r>
+    </w:p>
+    <w:p>
+      <w:pPr>
+        <w:pStyle w:val="Heading4"/>
+      </w:pPr>
+      <w:r>
+        <w:rPr>
+          <w:lang w:val="en_US" w:bidi="en_US"/>
+        </w:rPr>
+        <w:t>Image Content</w:t>
+      </w:r>
+      <w:r>
+        <w:rPr>
+          <w:lang w:val="en_US" w:bidi="en_US"/>
+        </w:rPr>
+      </w:r>
+    </w:p>
+    <w:p>
+      <w:pPr/>
+      <w:r>
+        <w:rPr>
+          <w:lang w:val="en_US" w:bidi="en_US"/>
+        </w:rPr>
+      </w:r>
+    </w:p>
+    <w:p>
+      <w:r>
+        <w:drawing>
+          <wp:inline xmlns:a="http://schemas.openxmlformats.org/drawingml/2006/main" xmlns:pic="http://schemas.openxmlformats.org/drawingml/2006/picture">
+            <wp:extent cx="6096000" cy="3413760"/>
+            <wp:docPr id="25" name="Picture 25"/>
+            <wp:cNvGraphicFramePr>
+              <a:graphicFrameLocks noChangeAspect="1"/>
+            </wp:cNvGraphicFramePr>
+            <a:graphic>
+              <a:graphicData uri="http://schemas.openxmlformats.org/drawingml/2006/picture">
+                <pic:pic>
+                  <pic:nvPicPr>
+                    <pic:cNvPr id="0" name="image.jpg"/>
+                    <pic:cNvPicPr/>
+                  </pic:nvPicPr>
+                  <pic:blipFill>
+                    <a:blip r:embed="rId61"/>
+                    <a:stretch>
+                      <a:fillRect/>
+                    </a:stretch>
+                  </pic:blipFill>
+                  <pic:spPr>
+                    <a:xfrm>
+                      <a:off x="0" y="0"/>
+                      <a:ext cx="6096000" cy="3413760"/>
+                    </a:xfrm>
+                    <a:prstGeom prst="rect"/>
+                  </pic:spPr>
+                </pic:pic>
+              </a:graphicData>
+            </a:graphic>
+          </wp:inline>
+        </w:drawing>
+      </w:r>
+    </w:p>
+    <w:p>
+      <w:pPr/>
+      <w:r>
+        <w:rPr>
+          <w:lang w:val="en_US" w:bidi="en_US"/>
+        </w:rPr>
+      </w:r>
+      <w:hyperlink r:id="rId62">
+        <w:r>
+          <w:rPr>
+            <w:lang w:val="en_US" w:bidi="en_US"/>
+          </w:rPr>
+          <w:rPr>
+            <w:color w:val="0000EE"/>
+            <w:u w:val="single"/>
+          </w:rPr>
+          <w:t>link</w:t>
+        </w:r>
+      </w:hyperlink>
+      <w:r>
+        <w:rPr>
+          <w:lang w:val="en_US" w:bidi="en_US"/>
+        </w:rPr>
+      </w:r>
+      <w:r>
+        <w:rPr>
+          <w:lang w:val="en_US" w:bidi="en_US"/>
+        </w:rPr>
+      </w:r>
+    </w:p>
+    <w:p>
+      <w:pPr/>
+      <w:r>
+        <w:rPr>
+          <w:lang w:val="en_US" w:bidi="en_US"/>
+        </w:rPr>
+      </w:r>
+    </w:p>
+    <w:p>
+      <w:pPr>
+        <w:pStyle w:val="Heading2"/>
+      </w:pPr>
+      <w:r>
+        <w:rPr>
+          <w:lang w:val="en_US" w:bidi="en_US"/>
+        </w:rPr>
+        <w:t>Jewish Lecture Hall</w:t>
+      </w:r>
+      <w:r>
+        <w:rPr>
+          <w:lang w:val="en_US" w:bidi="en_US"/>
+        </w:rPr>
+      </w:r>
+    </w:p>
+    <w:p>
+      <w:pPr>
+        <w:pStyle w:val="Heading4"/>
+      </w:pPr>
+      <w:r>
+        <w:rPr>
+          <w:lang w:val="en_US" w:bidi="en_US"/>
+        </w:rPr>
+        <w:t>Image Content</w:t>
+      </w:r>
+      <w:r>
+        <w:rPr>
+          <w:lang w:val="en_US" w:bidi="en_US"/>
+        </w:rPr>
+      </w:r>
+    </w:p>
+    <w:p>
+      <w:pPr/>
+      <w:r>
+        <w:rPr>
+          <w:lang w:val="en_US" w:bidi="en_US"/>
+        </w:rPr>
+      </w:r>
+    </w:p>
+    <w:p>
+      <w:r>
+        <w:drawing>
+          <wp:inline xmlns:a="http://schemas.openxmlformats.org/drawingml/2006/main" xmlns:pic="http://schemas.openxmlformats.org/drawingml/2006/picture">
+            <wp:extent cx="6096000" cy="3413760"/>
+            <wp:docPr id="26" name="Picture 26"/>
+            <wp:cNvGraphicFramePr>
+              <a:graphicFrameLocks noChangeAspect="1"/>
+            </wp:cNvGraphicFramePr>
+            <a:graphic>
+              <a:graphicData uri="http://schemas.openxmlformats.org/drawingml/2006/picture">
+                <pic:pic>
+                  <pic:nvPicPr>
+                    <pic:cNvPr id="0" name="image.jpg"/>
+                    <pic:cNvPicPr/>
+                  </pic:nvPicPr>
+                  <pic:blipFill>
+                    <a:blip r:embed="rId63"/>
+                    <a:stretch>
+                      <a:fillRect/>
+                    </a:stretch>
+                  </pic:blipFill>
+                  <pic:spPr>
+                    <a:xfrm>
+                      <a:off x="0" y="0"/>
+                      <a:ext cx="6096000" cy="3413760"/>
+                    </a:xfrm>
+                    <a:prstGeom prst="rect"/>
+                  </pic:spPr>
+                </pic:pic>
+              </a:graphicData>
+            </a:graphic>
+          </wp:inline>
+        </w:drawing>
+      </w:r>
+    </w:p>
+    <w:p>
+      <w:pPr/>
+      <w:r>
+        <w:rPr>
+          <w:lang w:val="en_US" w:bidi="en_US"/>
+        </w:rPr>
+      </w:r>
+      <w:hyperlink r:id="rId64">
+        <w:r>
+          <w:rPr>
+            <w:lang w:val="en_US" w:bidi="en_US"/>
+          </w:rPr>
+          <w:rPr>
+            <w:color w:val="0000EE"/>
+            <w:u w:val="single"/>
+          </w:rPr>
+          <w:t>link</w:t>
+        </w:r>
+      </w:hyperlink>
+      <w:r>
+        <w:rPr>
+          <w:lang w:val="en_US" w:bidi="en_US"/>
+        </w:rPr>
+      </w:r>
+      <w:r>
+        <w:rPr>
+          <w:lang w:val="en_US" w:bidi="en_US"/>
+        </w:rPr>
+      </w:r>
+    </w:p>
+    <w:p>
+      <w:pPr/>
+      <w:r>
+        <w:rPr>
+          <w:lang w:val="en_US" w:bidi="en_US"/>
+        </w:rPr>
+      </w:r>
+    </w:p>
+    <w:p>
+      <w:pPr>
+        <w:pStyle w:val="Heading2"/>
+      </w:pPr>
+      <w:r>
+        <w:rPr>
+          <w:lang w:val="en_US" w:bidi="en_US"/>
+        </w:rPr>
+        <w:t>Jewish Lecture Hall</w:t>
+      </w:r>
+      <w:r>
+        <w:rPr>
+          <w:lang w:val="en_US" w:bidi="en_US"/>
+        </w:rPr>
+      </w:r>
+    </w:p>
+    <w:p>
+      <w:pPr>
+        <w:pStyle w:val="Heading4"/>
+      </w:pPr>
+      <w:r>
+        <w:rPr>
+          <w:lang w:val="en_US" w:bidi="en_US"/>
+        </w:rPr>
+        <w:t>Image Content</w:t>
+      </w:r>
+      <w:r>
+        <w:rPr>
+          <w:lang w:val="en_US" w:bidi="en_US"/>
+        </w:rPr>
+      </w:r>
+    </w:p>
+    <w:p>
+      <w:pPr/>
+      <w:r>
+        <w:rPr>
+          <w:lang w:val="en_US" w:bidi="en_US"/>
+        </w:rPr>
+      </w:r>
+    </w:p>
+    <w:p>
+      <w:r>
+        <w:drawing>
+          <wp:inline xmlns:a="http://schemas.openxmlformats.org/drawingml/2006/main" xmlns:pic="http://schemas.openxmlformats.org/drawingml/2006/picture">
+            <wp:extent cx="6096000" cy="3413760"/>
+            <wp:docPr id="27" name="Picture 27"/>
+            <wp:cNvGraphicFramePr>
+              <a:graphicFrameLocks noChangeAspect="1"/>
+            </wp:cNvGraphicFramePr>
+            <a:graphic>
+              <a:graphicData uri="http://schemas.openxmlformats.org/drawingml/2006/picture">
+                <pic:pic>
+                  <pic:nvPicPr>
+                    <pic:cNvPr id="0" name="image.jpg"/>
+                    <pic:cNvPicPr/>
+                  </pic:nvPicPr>
+                  <pic:blipFill>
+                    <a:blip r:embed="rId65"/>
+                    <a:stretch>
+                      <a:fillRect/>
+                    </a:stretch>
+                  </pic:blipFill>
+                  <pic:spPr>
+                    <a:xfrm>
+                      <a:off x="0" y="0"/>
+                      <a:ext cx="6096000" cy="3413760"/>
+                    </a:xfrm>
+                    <a:prstGeom prst="rect"/>
+                  </pic:spPr>
+                </pic:pic>
+              </a:graphicData>
+            </a:graphic>
+          </wp:inline>
+        </w:drawing>
+      </w:r>
+    </w:p>
+    <w:p>
+      <w:pPr/>
+      <w:r>
+        <w:rPr>
+          <w:lang w:val="en_US" w:bidi="en_US"/>
+        </w:rPr>
+      </w:r>
+      <w:hyperlink r:id="rId66">
+        <w:r>
+          <w:rPr>
+            <w:lang w:val="en_US" w:bidi="en_US"/>
+          </w:rPr>
+          <w:rPr>
+            <w:color w:val="0000EE"/>
+            <w:u w:val="single"/>
+          </w:rPr>
+          <w:t>link</w:t>
+        </w:r>
+      </w:hyperlink>
+      <w:r>
+        <w:rPr>
+          <w:lang w:val="en_US" w:bidi="en_US"/>
+        </w:rPr>
+      </w:r>
+      <w:r>
+        <w:rPr>
+          <w:lang w:val="en_US" w:bidi="en_US"/>
+        </w:rPr>
+      </w:r>
+    </w:p>
+    <w:p>
+      <w:pPr/>
+      <w:r>
+        <w:rPr>
+          <w:lang w:val="en_US" w:bidi="en_US"/>
+        </w:rPr>
+      </w:r>
+    </w:p>
+    <w:p>
+      <w:pPr>
+        <w:pStyle w:val="Heading2"/>
+      </w:pPr>
+      <w:r>
+        <w:rPr>
+          <w:lang w:val="en_US" w:bidi="en_US"/>
+        </w:rPr>
+        <w:t>Jezreel Valley</w:t>
+      </w:r>
+      <w:r>
+        <w:rPr>
+          <w:lang w:val="en_US" w:bidi="en_US"/>
+        </w:rPr>
+      </w:r>
+    </w:p>
+    <w:p>
+      <w:pPr>
+        <w:pStyle w:val="Heading4"/>
+      </w:pPr>
+      <w:r>
+        <w:rPr>
+          <w:lang w:val="en_US" w:bidi="en_US"/>
+        </w:rPr>
+        <w:t>Image Content</w:t>
+      </w:r>
+      <w:r>
+        <w:rPr>
+          <w:lang w:val="en_US" w:bidi="en_US"/>
+        </w:rPr>
+      </w:r>
+    </w:p>
+    <w:p>
+      <w:pPr/>
+      <w:r>
+        <w:rPr>
+          <w:lang w:val="en_US" w:bidi="en_US"/>
+        </w:rPr>
+      </w:r>
+    </w:p>
+    <w:p>
+      <w:r>
+        <w:drawing>
+          <wp:inline xmlns:a="http://schemas.openxmlformats.org/drawingml/2006/main" xmlns:pic="http://schemas.openxmlformats.org/drawingml/2006/picture">
+            <wp:extent cx="6096000" cy="4066032"/>
+            <wp:docPr id="28" name="Picture 28"/>
+            <wp:cNvGraphicFramePr>
+              <a:graphicFrameLocks noChangeAspect="1"/>
+            </wp:cNvGraphicFramePr>
+            <a:graphic>
+              <a:graphicData uri="http://schemas.openxmlformats.org/drawingml/2006/picture">
+                <pic:pic>
+                  <pic:nvPicPr>
+                    <pic:cNvPr id="0" name="image.jpg"/>
+                    <pic:cNvPicPr/>
+                  </pic:nvPicPr>
+                  <pic:blipFill>
+                    <a:blip r:embed="rId67"/>
+                    <a:stretch>
+                      <a:fillRect/>
+                    </a:stretch>
+                  </pic:blipFill>
+                  <pic:spPr>
+                    <a:xfrm>
+                      <a:off x="0" y="0"/>
+                      <a:ext cx="6096000" cy="4066032"/>
+                    </a:xfrm>
+                    <a:prstGeom prst="rect"/>
+                  </pic:spPr>
+                </pic:pic>
+              </a:graphicData>
+            </a:graphic>
+          </wp:inline>
+        </w:drawing>
+      </w:r>
+    </w:p>
+    <w:p>
+      <w:pPr/>
+      <w:r>
+        <w:rPr>
+          <w:lang w:val="en_US" w:bidi="en_US"/>
+        </w:rPr>
+      </w:r>
+      <w:hyperlink r:id="rId68">
+        <w:r>
+          <w:rPr>
+            <w:lang w:val="en_US" w:bidi="en_US"/>
+          </w:rPr>
+          <w:rPr>
+            <w:color w:val="0000EE"/>
+            <w:u w:val="single"/>
+          </w:rPr>
+          <w:t>link</w:t>
+        </w:r>
+      </w:hyperlink>
+      <w:r>
+        <w:rPr>
+          <w:lang w:val="en_US" w:bidi="en_US"/>
+        </w:rPr>
+      </w:r>
+      <w:r>
+        <w:rPr>
+          <w:lang w:val="en_US" w:bidi="en_US"/>
+        </w:rPr>
+      </w:r>
+    </w:p>
+    <w:p>
+      <w:pPr/>
+      <w:r>
+        <w:rPr>
+          <w:lang w:val="en_US" w:bidi="en_US"/>
+        </w:rPr>
+      </w:r>
+    </w:p>
+    <w:p>
+      <w:pPr>
+        <w:pStyle w:val="Heading2"/>
+      </w:pPr>
+      <w:r>
+        <w:rPr>
+          <w:lang w:val="en_US" w:bidi="en_US"/>
+        </w:rPr>
+        <w:t>Jezreel Valley</w:t>
+      </w:r>
+      <w:r>
+        <w:rPr>
+          <w:lang w:val="en_US" w:bidi="en_US"/>
+        </w:rPr>
+      </w:r>
+    </w:p>
+    <w:p>
+      <w:pPr>
+        <w:pStyle w:val="Heading4"/>
+      </w:pPr>
+      <w:r>
+        <w:rPr>
+          <w:lang w:val="en_US" w:bidi="en_US"/>
+        </w:rPr>
+        <w:t>Image Content</w:t>
+      </w:r>
+      <w:r>
+        <w:rPr>
+          <w:lang w:val="en_US" w:bidi="en_US"/>
+        </w:rPr>
+      </w:r>
+    </w:p>
+    <w:p>
+      <w:pPr/>
+      <w:r>
+        <w:rPr>
+          <w:lang w:val="en_US" w:bidi="en_US"/>
+        </w:rPr>
+      </w:r>
+    </w:p>
+    <w:p>
+      <w:r>
+        <w:drawing>
+          <wp:inline xmlns:a="http://schemas.openxmlformats.org/drawingml/2006/main" xmlns:pic="http://schemas.openxmlformats.org/drawingml/2006/picture">
+            <wp:extent cx="6096000" cy="3432048"/>
+            <wp:docPr id="29" name="Picture 29"/>
+            <wp:cNvGraphicFramePr>
+              <a:graphicFrameLocks noChangeAspect="1"/>
+            </wp:cNvGraphicFramePr>
+            <a:graphic>
+              <a:graphicData uri="http://schemas.openxmlformats.org/drawingml/2006/picture">
+                <pic:pic>
+                  <pic:nvPicPr>
+                    <pic:cNvPr id="0" name="image.jpg"/>
+                    <pic:cNvPicPr/>
+                  </pic:nvPicPr>
+                  <pic:blipFill>
+                    <a:blip r:embed="rId69"/>
+                    <a:stretch>
+                      <a:fillRect/>
+                    </a:stretch>
+                  </pic:blipFill>
+                  <pic:spPr>
+                    <a:xfrm>
+                      <a:off x="0" y="0"/>
+                      <a:ext cx="6096000" cy="3432048"/>
+                    </a:xfrm>
+                    <a:prstGeom prst="rect"/>
+                  </pic:spPr>
+                </pic:pic>
+              </a:graphicData>
+            </a:graphic>
+          </wp:inline>
+        </w:drawing>
+      </w:r>
+    </w:p>
+    <w:p>
+      <w:pPr/>
+      <w:r>
+        <w:rPr>
+          <w:lang w:val="en_US" w:bidi="en_US"/>
+        </w:rPr>
+      </w:r>
+      <w:hyperlink r:id="rId70">
+        <w:r>
+          <w:rPr>
+            <w:lang w:val="en_US" w:bidi="en_US"/>
+          </w:rPr>
+          <w:rPr>
+            <w:color w:val="0000EE"/>
+            <w:u w:val="single"/>
+          </w:rPr>
+          <w:t>link</w:t>
+        </w:r>
+      </w:hyperlink>
+      <w:r>
+        <w:rPr>
+          <w:lang w:val="en_US" w:bidi="en_US"/>
+        </w:rPr>
+      </w:r>
+      <w:r>
+        <w:rPr>
+          <w:lang w:val="en_US" w:bidi="en_US"/>
+        </w:rPr>
+      </w:r>
+    </w:p>
+    <w:p>
+      <w:pPr/>
+      <w:r>
+        <w:rPr>
+          <w:lang w:val="en_US" w:bidi="en_US"/>
+        </w:rPr>
+      </w:r>
+    </w:p>
+    <w:p>
+      <w:pPr>
+        <w:pStyle w:val="Heading2"/>
+      </w:pPr>
+      <w:r>
+        <w:rPr>
+          <w:lang w:val="en_US" w:bidi="en_US"/>
+        </w:rPr>
+        <w:t>Jezreel Valley</w:t>
+      </w:r>
+      <w:r>
+        <w:rPr>
+          <w:lang w:val="en_US" w:bidi="en_US"/>
+        </w:rPr>
+      </w:r>
+    </w:p>
+    <w:p>
+      <w:pPr>
+        <w:pStyle w:val="Heading4"/>
+      </w:pPr>
+      <w:r>
+        <w:rPr>
+          <w:lang w:val="en_US" w:bidi="en_US"/>
+        </w:rPr>
+        <w:t>Image Content</w:t>
+      </w:r>
+      <w:r>
+        <w:rPr>
+          <w:lang w:val="en_US" w:bidi="en_US"/>
+        </w:rPr>
+      </w:r>
+    </w:p>
+    <w:p>
+      <w:pPr/>
+      <w:r>
+        <w:rPr>
+          <w:lang w:val="en_US" w:bidi="en_US"/>
+        </w:rPr>
+      </w:r>
+    </w:p>
+    <w:p>
+      <w:r>
+        <w:drawing>
+          <wp:inline xmlns:a="http://schemas.openxmlformats.org/drawingml/2006/main" xmlns:pic="http://schemas.openxmlformats.org/drawingml/2006/picture">
+            <wp:extent cx="6096000" cy="4066032"/>
+            <wp:docPr id="30" name="Picture 30"/>
+            <wp:cNvGraphicFramePr>
+              <a:graphicFrameLocks noChangeAspect="1"/>
+            </wp:cNvGraphicFramePr>
+            <a:graphic>
+              <a:graphicData uri="http://schemas.openxmlformats.org/drawingml/2006/picture">
+                <pic:pic>
+                  <pic:nvPicPr>
+                    <pic:cNvPr id="0" name="image.jpg"/>
+                    <pic:cNvPicPr/>
+                  </pic:nvPicPr>
+                  <pic:blipFill>
+                    <a:blip r:embed="rId71"/>
+                    <a:stretch>
+                      <a:fillRect/>
+                    </a:stretch>
+                  </pic:blipFill>
+                  <pic:spPr>
+                    <a:xfrm>
+                      <a:off x="0" y="0"/>
+                      <a:ext cx="6096000" cy="4066032"/>
+                    </a:xfrm>
+                    <a:prstGeom prst="rect"/>
+                  </pic:spPr>
+                </pic:pic>
+              </a:graphicData>
+            </a:graphic>
+          </wp:inline>
+        </w:drawing>
+      </w:r>
+    </w:p>
+    <w:p>
+      <w:pPr/>
+      <w:r>
+        <w:rPr>
+          <w:lang w:val="en_US" w:bidi="en_US"/>
+        </w:rPr>
+      </w:r>
+      <w:hyperlink r:id="rId72">
+        <w:r>
+          <w:rPr>
+            <w:lang w:val="en_US" w:bidi="en_US"/>
+          </w:rPr>
+          <w:rPr>
+            <w:color w:val="0000EE"/>
+            <w:u w:val="single"/>
+          </w:rPr>
+          <w:t>link</w:t>
+        </w:r>
+      </w:hyperlink>
+      <w:r>
+        <w:rPr>
+          <w:lang w:val="en_US" w:bidi="en_US"/>
+        </w:rPr>
+      </w:r>
+      <w:r>
+        <w:rPr>
+          <w:lang w:val="en_US" w:bidi="en_US"/>
+        </w:rPr>
+      </w:r>
+    </w:p>
+    <w:p>
+      <w:pPr/>
+      <w:r>
+        <w:rPr>
+          <w:lang w:val="en_US" w:bidi="en_US"/>
+        </w:rPr>
+      </w:r>
+    </w:p>
+    <w:p>
+      <w:pPr>
+        <w:pStyle w:val="Heading2"/>
+      </w:pPr>
+      <w:r>
+        <w:rPr>
+          <w:lang w:val="en_US" w:bidi="en_US"/>
+        </w:rPr>
+        <w:t>Jordan River</w:t>
+      </w:r>
+      <w:r>
+        <w:rPr>
+          <w:lang w:val="en_US" w:bidi="en_US"/>
+        </w:rPr>
+      </w:r>
+    </w:p>
+    <w:p>
+      <w:pPr>
+        <w:pStyle w:val="Heading4"/>
+      </w:pPr>
+      <w:r>
+        <w:rPr>
+          <w:lang w:val="en_US" w:bidi="en_US"/>
+        </w:rPr>
+        <w:t>Image Content</w:t>
+      </w:r>
+      <w:r>
+        <w:rPr>
+          <w:lang w:val="en_US" w:bidi="en_US"/>
+        </w:rPr>
+      </w:r>
+    </w:p>
+    <w:p>
+      <w:pPr/>
+      <w:r>
+        <w:rPr>
+          <w:lang w:val="en_US" w:bidi="en_US"/>
+        </w:rPr>
+      </w:r>
+    </w:p>
+    <w:p>
+      <w:r>
+        <w:drawing>
+          <wp:inline xmlns:a="http://schemas.openxmlformats.org/drawingml/2006/main" xmlns:pic="http://schemas.openxmlformats.org/drawingml/2006/picture">
+            <wp:extent cx="6096000" cy="4261104"/>
+            <wp:docPr id="31" name="Picture 31"/>
+            <wp:cNvGraphicFramePr>
+              <a:graphicFrameLocks noChangeAspect="1"/>
+            </wp:cNvGraphicFramePr>
+            <a:graphic>
+              <a:graphicData uri="http://schemas.openxmlformats.org/drawingml/2006/picture">
+                <pic:pic>
+                  <pic:nvPicPr>
+                    <pic:cNvPr id="0" name="image.jpg"/>
+                    <pic:cNvPicPr/>
+                  </pic:nvPicPr>
+                  <pic:blipFill>
+                    <a:blip r:embed="rId73"/>
+                    <a:stretch>
+                      <a:fillRect/>
+                    </a:stretch>
+                  </pic:blipFill>
+                  <pic:spPr>
+                    <a:xfrm>
+                      <a:off x="0" y="0"/>
+                      <a:ext cx="6096000" cy="4261104"/>
+                    </a:xfrm>
+                    <a:prstGeom prst="rect"/>
+                  </pic:spPr>
+                </pic:pic>
+              </a:graphicData>
+            </a:graphic>
+          </wp:inline>
+        </w:drawing>
+      </w:r>
+    </w:p>
+    <w:p>
+      <w:pPr/>
+      <w:r>
+        <w:rPr>
+          <w:lang w:val="en_US" w:bidi="en_US"/>
+        </w:rPr>
+      </w:r>
+      <w:hyperlink r:id="rId74">
+        <w:r>
+          <w:rPr>
+            <w:lang w:val="en_US" w:bidi="en_US"/>
+          </w:rPr>
+          <w:rPr>
+            <w:color w:val="0000EE"/>
+            <w:u w:val="single"/>
+          </w:rPr>
+          <w:t>link</w:t>
+        </w:r>
+      </w:hyperlink>
+      <w:r>
+        <w:rPr>
+          <w:lang w:val="en_US" w:bidi="en_US"/>
+        </w:rPr>
+      </w:r>
+      <w:r>
+        <w:rPr>
+          <w:lang w:val="en_US" w:bidi="en_US"/>
+        </w:rPr>
+      </w:r>
+    </w:p>
+    <w:p>
+      <w:pPr/>
+      <w:r>
+        <w:rPr>
+          <w:lang w:val="en_US" w:bidi="en_US"/>
+        </w:rPr>
+      </w:r>
+    </w:p>
+    <w:p>
+      <w:pPr>
+        <w:pStyle w:val="Heading2"/>
+      </w:pPr>
+      <w:r>
+        <w:rPr>
+          <w:lang w:val="en_US" w:bidi="en_US"/>
+        </w:rPr>
         <w:t>Joseph's Coat</w:t>
       </w:r>
       <w:r>
@@ -1281,31 +3742,292 @@
         </w:rPr>
         <w:t>Image Content</w:t>
       </w:r>
-    </w:p>
-    <w:p>
-      <w:pPr/>
-      <w:r>
-        <w:rPr>
-          <w:lang w:val="en_US" w:bidi="en_US"/>
-        </w:rPr>
-      </w:r>
-    </w:p>
-    <w:p>
-      <w:r/>
-    </w:p>
-    <w:p>
-      <w:r>
-        <w:t>&lt;image: https://cdn.aquifer.bible/aquifer-content/resources/FIAImages/josephs-coat-tassels.jpg&gt;</w:t>
-      </w:r>
-    </w:p>
-    <w:p>
-      <w:pPr/>
-      <w:r>
-        <w:rPr>
-          <w:lang w:val="en_US" w:bidi="en_US"/>
-        </w:rPr>
-      </w:r>
-      <w:hyperlink r:id="rId26">
+      <w:r>
+        <w:rPr>
+          <w:lang w:val="en_US" w:bidi="en_US"/>
+        </w:rPr>
+      </w:r>
+    </w:p>
+    <w:p>
+      <w:pPr/>
+      <w:r>
+        <w:rPr>
+          <w:lang w:val="en_US" w:bidi="en_US"/>
+        </w:rPr>
+      </w:r>
+    </w:p>
+    <w:p>
+      <w:r>
+        <w:drawing>
+          <wp:inline xmlns:a="http://schemas.openxmlformats.org/drawingml/2006/main" xmlns:pic="http://schemas.openxmlformats.org/drawingml/2006/picture">
+            <wp:extent cx="6096000" cy="4066032"/>
+            <wp:docPr id="32" name="Picture 32"/>
+            <wp:cNvGraphicFramePr>
+              <a:graphicFrameLocks noChangeAspect="1"/>
+            </wp:cNvGraphicFramePr>
+            <a:graphic>
+              <a:graphicData uri="http://schemas.openxmlformats.org/drawingml/2006/picture">
+                <pic:pic>
+                  <pic:nvPicPr>
+                    <pic:cNvPr id="0" name="image.jpg"/>
+                    <pic:cNvPicPr/>
+                  </pic:nvPicPr>
+                  <pic:blipFill>
+                    <a:blip r:embed="rId75"/>
+                    <a:stretch>
+                      <a:fillRect/>
+                    </a:stretch>
+                  </pic:blipFill>
+                  <pic:spPr>
+                    <a:xfrm>
+                      <a:off x="0" y="0"/>
+                      <a:ext cx="6096000" cy="4066032"/>
+                    </a:xfrm>
+                    <a:prstGeom prst="rect"/>
+                  </pic:spPr>
+                </pic:pic>
+              </a:graphicData>
+            </a:graphic>
+          </wp:inline>
+        </w:drawing>
+      </w:r>
+    </w:p>
+    <w:p>
+      <w:pPr/>
+      <w:r>
+        <w:rPr>
+          <w:lang w:val="en_US" w:bidi="en_US"/>
+        </w:rPr>
+      </w:r>
+      <w:hyperlink r:id="rId76">
+        <w:r>
+          <w:rPr>
+            <w:lang w:val="en_US" w:bidi="en_US"/>
+          </w:rPr>
+          <w:rPr>
+            <w:color w:val="0000EE"/>
+            <w:u w:val="single"/>
+          </w:rPr>
+          <w:t>link</w:t>
+        </w:r>
+      </w:hyperlink>
+      <w:r>
+        <w:rPr>
+          <w:lang w:val="en_US" w:bidi="en_US"/>
+        </w:rPr>
+      </w:r>
+      <w:r>
+        <w:rPr>
+          <w:lang w:val="en_US" w:bidi="en_US"/>
+        </w:rPr>
+      </w:r>
+    </w:p>
+    <w:p>
+      <w:pPr/>
+      <w:r>
+        <w:rPr>
+          <w:lang w:val="en_US" w:bidi="en_US"/>
+        </w:rPr>
+      </w:r>
+    </w:p>
+    <w:p>
+      <w:pPr>
+        <w:pStyle w:val="Heading2"/>
+      </w:pPr>
+      <w:r>
+        <w:rPr>
+          <w:lang w:val="en_US" w:bidi="en_US"/>
+        </w:rPr>
+        <w:t>Joseph's Coat</w:t>
+      </w:r>
+      <w:r>
+        <w:rPr>
+          <w:lang w:val="en_US" w:bidi="en_US"/>
+        </w:rPr>
+      </w:r>
+    </w:p>
+    <w:p>
+      <w:pPr>
+        <w:pStyle w:val="Heading4"/>
+      </w:pPr>
+      <w:r>
+        <w:rPr>
+          <w:lang w:val="en_US" w:bidi="en_US"/>
+        </w:rPr>
+        <w:t>Image Content</w:t>
+      </w:r>
+      <w:r>
+        <w:rPr>
+          <w:lang w:val="en_US" w:bidi="en_US"/>
+        </w:rPr>
+      </w:r>
+    </w:p>
+    <w:p>
+      <w:pPr/>
+      <w:r>
+        <w:rPr>
+          <w:lang w:val="en_US" w:bidi="en_US"/>
+        </w:rPr>
+      </w:r>
+    </w:p>
+    <w:p>
+      <w:r>
+        <w:drawing>
+          <wp:inline xmlns:a="http://schemas.openxmlformats.org/drawingml/2006/main" xmlns:pic="http://schemas.openxmlformats.org/drawingml/2006/picture">
+            <wp:extent cx="6096000" cy="4066032"/>
+            <wp:docPr id="33" name="Picture 33"/>
+            <wp:cNvGraphicFramePr>
+              <a:graphicFrameLocks noChangeAspect="1"/>
+            </wp:cNvGraphicFramePr>
+            <a:graphic>
+              <a:graphicData uri="http://schemas.openxmlformats.org/drawingml/2006/picture">
+                <pic:pic>
+                  <pic:nvPicPr>
+                    <pic:cNvPr id="0" name="image.jpg"/>
+                    <pic:cNvPicPr/>
+                  </pic:nvPicPr>
+                  <pic:blipFill>
+                    <a:blip r:embed="rId77"/>
+                    <a:stretch>
+                      <a:fillRect/>
+                    </a:stretch>
+                  </pic:blipFill>
+                  <pic:spPr>
+                    <a:xfrm>
+                      <a:off x="0" y="0"/>
+                      <a:ext cx="6096000" cy="4066032"/>
+                    </a:xfrm>
+                    <a:prstGeom prst="rect"/>
+                  </pic:spPr>
+                </pic:pic>
+              </a:graphicData>
+            </a:graphic>
+          </wp:inline>
+        </w:drawing>
+      </w:r>
+    </w:p>
+    <w:p>
+      <w:pPr/>
+      <w:r>
+        <w:rPr>
+          <w:lang w:val="en_US" w:bidi="en_US"/>
+        </w:rPr>
+      </w:r>
+      <w:hyperlink r:id="rId78">
+        <w:r>
+          <w:rPr>
+            <w:lang w:val="en_US" w:bidi="en_US"/>
+          </w:rPr>
+          <w:rPr>
+            <w:color w:val="0000EE"/>
+            <w:u w:val="single"/>
+          </w:rPr>
+          <w:t>link</w:t>
+        </w:r>
+      </w:hyperlink>
+      <w:r>
+        <w:rPr>
+          <w:lang w:val="en_US" w:bidi="en_US"/>
+        </w:rPr>
+      </w:r>
+      <w:r>
+        <w:rPr>
+          <w:lang w:val="en_US" w:bidi="en_US"/>
+        </w:rPr>
+      </w:r>
+    </w:p>
+    <w:p>
+      <w:pPr/>
+      <w:r>
+        <w:rPr>
+          <w:lang w:val="en_US" w:bidi="en_US"/>
+        </w:rPr>
+      </w:r>
+    </w:p>
+    <w:p>
+      <w:pPr>
+        <w:pStyle w:val="Heading2"/>
+      </w:pPr>
+      <w:r>
+        <w:rPr>
+          <w:lang w:val="en_US" w:bidi="en_US"/>
+        </w:rPr>
+        <w:t>Joseph's Coat</w:t>
+      </w:r>
+      <w:r>
+        <w:rPr>
+          <w:lang w:val="en_US" w:bidi="en_US"/>
+        </w:rPr>
+      </w:r>
+    </w:p>
+    <w:p>
+      <w:pPr>
+        <w:pStyle w:val="Heading4"/>
+      </w:pPr>
+      <w:r>
+        <w:rPr>
+          <w:lang w:val="en_US" w:bidi="en_US"/>
+        </w:rPr>
+        <w:t>Image Content</w:t>
+      </w:r>
+      <w:r>
+        <w:rPr>
+          <w:lang w:val="en_US" w:bidi="en_US"/>
+        </w:rPr>
+      </w:r>
+    </w:p>
+    <w:p>
+      <w:pPr/>
+      <w:r>
+        <w:rPr>
+          <w:lang w:val="en_US" w:bidi="en_US"/>
+        </w:rPr>
+      </w:r>
+    </w:p>
+    <w:p>
+      <w:r>
+        <w:drawing>
+          <wp:inline xmlns:a="http://schemas.openxmlformats.org/drawingml/2006/main" xmlns:pic="http://schemas.openxmlformats.org/drawingml/2006/picture">
+            <wp:extent cx="6096000" cy="4066032"/>
+            <wp:docPr id="34" name="Picture 34"/>
+            <wp:cNvGraphicFramePr>
+              <a:graphicFrameLocks noChangeAspect="1"/>
+            </wp:cNvGraphicFramePr>
+            <a:graphic>
+              <a:graphicData uri="http://schemas.openxmlformats.org/drawingml/2006/picture">
+                <pic:pic>
+                  <pic:nvPicPr>
+                    <pic:cNvPr id="0" name="image.jpg"/>
+                    <pic:cNvPicPr/>
+                  </pic:nvPicPr>
+                  <pic:blipFill>
+                    <a:blip r:embed="rId79"/>
+                    <a:stretch>
+                      <a:fillRect/>
+                    </a:stretch>
+                  </pic:blipFill>
+                  <pic:spPr>
+                    <a:xfrm>
+                      <a:off x="0" y="0"/>
+                      <a:ext cx="6096000" cy="4066032"/>
+                    </a:xfrm>
+                    <a:prstGeom prst="rect"/>
+                  </pic:spPr>
+                </pic:pic>
+              </a:graphicData>
+            </a:graphic>
+          </wp:inline>
+        </w:drawing>
+      </w:r>
+    </w:p>
+    <w:p>
+      <w:pPr/>
+      <w:r>
+        <w:rPr>
+          <w:lang w:val="en_US" w:bidi="en_US"/>
+        </w:rPr>
+      </w:r>
+      <w:hyperlink r:id="rId80">
         <w:r>
           <w:rPr>
             <w:lang w:val="en_US" w:bidi="en_US"/>

--- a/eng/docx/010.content.docx
+++ b/eng/docx/010.content.docx
@@ -1366,7 +1366,7 @@
       <w:r>
         <w:drawing>
           <wp:inline xmlns:a="http://schemas.openxmlformats.org/drawingml/2006/main" xmlns:pic="http://schemas.openxmlformats.org/drawingml/2006/picture">
-            <wp:extent cx="6096000" cy="3413760"/>
+            <wp:extent cx="6096000" cy="4090416"/>
             <wp:docPr id="11" name="Picture 11"/>
             <wp:cNvGraphicFramePr>
               <a:graphicFrameLocks noChangeAspect="1"/>
@@ -1387,7 +1387,7 @@
                   <pic:spPr>
                     <a:xfrm>
                       <a:off x="0" y="0"/>
-                      <a:ext cx="6096000" cy="3413760"/>
+                      <a:ext cx="6096000" cy="4090416"/>
                     </a:xfrm>
                     <a:prstGeom prst="rect"/>
                   </pic:spPr>
@@ -1480,7 +1480,7 @@
       <w:r>
         <w:drawing>
           <wp:inline xmlns:a="http://schemas.openxmlformats.org/drawingml/2006/main" xmlns:pic="http://schemas.openxmlformats.org/drawingml/2006/picture">
-            <wp:extent cx="6096000" cy="3413760"/>
+            <wp:extent cx="6096000" cy="4066032"/>
             <wp:docPr id="12" name="Picture 12"/>
             <wp:cNvGraphicFramePr>
               <a:graphicFrameLocks noChangeAspect="1"/>
@@ -1501,7 +1501,7 @@
                   <pic:spPr>
                     <a:xfrm>
                       <a:off x="0" y="0"/>
-                      <a:ext cx="6096000" cy="3413760"/>
+                      <a:ext cx="6096000" cy="4066032"/>
                     </a:xfrm>
                     <a:prstGeom prst="rect"/>
                   </pic:spPr>
@@ -1594,7 +1594,7 @@
       <w:r>
         <w:drawing>
           <wp:inline xmlns:a="http://schemas.openxmlformats.org/drawingml/2006/main" xmlns:pic="http://schemas.openxmlformats.org/drawingml/2006/picture">
-            <wp:extent cx="6096000" cy="3901440"/>
+            <wp:extent cx="6096000" cy="4090416"/>
             <wp:docPr id="13" name="Picture 13"/>
             <wp:cNvGraphicFramePr>
               <a:graphicFrameLocks noChangeAspect="1"/>
@@ -1615,7 +1615,7 @@
                   <pic:spPr>
                     <a:xfrm>
                       <a:off x="0" y="0"/>
-                      <a:ext cx="6096000" cy="3901440"/>
+                      <a:ext cx="6096000" cy="4090416"/>
                     </a:xfrm>
                     <a:prstGeom prst="rect"/>
                   </pic:spPr>

--- a/eng/docx/010.content.docx
+++ b/eng/docx/010.content.docx
@@ -988,7 +988,7 @@
         <w:rPr>
           <w:lang w:val="en_US" w:bidi="en_US"/>
         </w:rPr>
-        <w:t>Jericho Road</w:t>
+        <w:t>Jar of Sour Wine</w:t>
       </w:r>
       <w:r>
         <w:rPr>
@@ -1102,7 +1102,7 @@
         <w:rPr>
           <w:lang w:val="en_US" w:bidi="en_US"/>
         </w:rPr>
-        <w:t>Jerusalem Landscape</w:t>
+        <w:t>Jar of Sour Wine</w:t>
       </w:r>
       <w:r>
         <w:rPr>
@@ -1138,7 +1138,7 @@
       <w:r>
         <w:drawing>
           <wp:inline xmlns:a="http://schemas.openxmlformats.org/drawingml/2006/main" xmlns:pic="http://schemas.openxmlformats.org/drawingml/2006/picture">
-            <wp:extent cx="6096000" cy="3432048"/>
+            <wp:extent cx="6096000" cy="8128000"/>
             <wp:docPr id="9" name="Picture 9"/>
             <wp:cNvGraphicFramePr>
               <a:graphicFrameLocks noChangeAspect="1"/>
@@ -1159,7 +1159,7 @@
                   <pic:spPr>
                     <a:xfrm>
                       <a:off x="0" y="0"/>
-                      <a:ext cx="6096000" cy="3432048"/>
+                      <a:ext cx="6096000" cy="8128000"/>
                     </a:xfrm>
                     <a:prstGeom prst="rect"/>
                   </pic:spPr>
@@ -1216,7 +1216,7 @@
         <w:rPr>
           <w:lang w:val="en_US" w:bidi="en_US"/>
         </w:rPr>
-        <w:t>Jerusalem Wall Tower</w:t>
+        <w:t>Jar of Sour Wine</w:t>
       </w:r>
       <w:r>
         <w:rPr>
@@ -1252,7 +1252,7 @@
       <w:r>
         <w:drawing>
           <wp:inline xmlns:a="http://schemas.openxmlformats.org/drawingml/2006/main" xmlns:pic="http://schemas.openxmlformats.org/drawingml/2006/picture">
-            <wp:extent cx="6096000" cy="4572000"/>
+            <wp:extent cx="6096000" cy="9525000"/>
             <wp:docPr id="10" name="Picture 10"/>
             <wp:cNvGraphicFramePr>
               <a:graphicFrameLocks noChangeAspect="1"/>
@@ -1273,7 +1273,7 @@
                   <pic:spPr>
                     <a:xfrm>
                       <a:off x="0" y="0"/>
-                      <a:ext cx="6096000" cy="4572000"/>
+                      <a:ext cx="6096000" cy="9525000"/>
                     </a:xfrm>
                     <a:prstGeom prst="rect"/>
                   </pic:spPr>
@@ -1330,7 +1330,7 @@
         <w:rPr>
           <w:lang w:val="en_US" w:bidi="en_US"/>
         </w:rPr>
-        <w:t>Jesus and Disciples in a Boat</w:t>
+        <w:t>Jar of Sour Wine</w:t>
       </w:r>
       <w:r>
         <w:rPr>
@@ -1366,7 +1366,7 @@
       <w:r>
         <w:drawing>
           <wp:inline xmlns:a="http://schemas.openxmlformats.org/drawingml/2006/main" xmlns:pic="http://schemas.openxmlformats.org/drawingml/2006/picture">
-            <wp:extent cx="6096000" cy="4090416"/>
+            <wp:extent cx="6096000" cy="9525000"/>
             <wp:docPr id="11" name="Picture 11"/>
             <wp:cNvGraphicFramePr>
               <a:graphicFrameLocks noChangeAspect="1"/>
@@ -1387,7 +1387,7 @@
                   <pic:spPr>
                     <a:xfrm>
                       <a:off x="0" y="0"/>
-                      <a:ext cx="6096000" cy="4090416"/>
+                      <a:ext cx="6096000" cy="9525000"/>
                     </a:xfrm>
                     <a:prstGeom prst="rect"/>
                   </pic:spPr>
@@ -1444,7 +1444,7 @@
         <w:rPr>
           <w:lang w:val="en_US" w:bidi="en_US"/>
         </w:rPr>
-        <w:t>Jesus and Disciples in a Boat</w:t>
+        <w:t>Jericho Road</w:t>
       </w:r>
       <w:r>
         <w:rPr>
@@ -1558,7 +1558,7 @@
         <w:rPr>
           <w:lang w:val="en_US" w:bidi="en_US"/>
         </w:rPr>
-        <w:t>Jesus and Disciples in a Boat</w:t>
+        <w:t>Jericho Road</w:t>
       </w:r>
       <w:r>
         <w:rPr>
@@ -1594,7 +1594,7 @@
       <w:r>
         <w:drawing>
           <wp:inline xmlns:a="http://schemas.openxmlformats.org/drawingml/2006/main" xmlns:pic="http://schemas.openxmlformats.org/drawingml/2006/picture">
-            <wp:extent cx="6096000" cy="4090416"/>
+            <wp:extent cx="6096000" cy="4511040"/>
             <wp:docPr id="13" name="Picture 13"/>
             <wp:cNvGraphicFramePr>
               <a:graphicFrameLocks noChangeAspect="1"/>
@@ -1615,7 +1615,7 @@
                   <pic:spPr>
                     <a:xfrm>
                       <a:off x="0" y="0"/>
-                      <a:ext cx="6096000" cy="4090416"/>
+                      <a:ext cx="6096000" cy="4511040"/>
                     </a:xfrm>
                     <a:prstGeom prst="rect"/>
                   </pic:spPr>
@@ -1672,7 +1672,7 @@
         <w:rPr>
           <w:lang w:val="en_US" w:bidi="en_US"/>
         </w:rPr>
-        <w:t>Jesus Tried by the High Priest</w:t>
+        <w:t>Jericho Road</w:t>
       </w:r>
       <w:r>
         <w:rPr>
@@ -1708,7 +1708,7 @@
       <w:r>
         <w:drawing>
           <wp:inline xmlns:a="http://schemas.openxmlformats.org/drawingml/2006/main" xmlns:pic="http://schemas.openxmlformats.org/drawingml/2006/picture">
-            <wp:extent cx="6096000" cy="5260848"/>
+            <wp:extent cx="6096000" cy="4322064"/>
             <wp:docPr id="14" name="Picture 14"/>
             <wp:cNvGraphicFramePr>
               <a:graphicFrameLocks noChangeAspect="1"/>
@@ -1729,7 +1729,7 @@
                   <pic:spPr>
                     <a:xfrm>
                       <a:off x="0" y="0"/>
-                      <a:ext cx="6096000" cy="5260848"/>
+                      <a:ext cx="6096000" cy="4322064"/>
                     </a:xfrm>
                     <a:prstGeom prst="rect"/>
                   </pic:spPr>
@@ -1786,7 +1786,7 @@
         <w:rPr>
           <w:lang w:val="en_US" w:bidi="en_US"/>
         </w:rPr>
-        <w:t>Jewel with Engraving</w:t>
+        <w:t>Jericho Road</w:t>
       </w:r>
       <w:r>
         <w:rPr>
@@ -1822,7 +1822,7 @@
       <w:r>
         <w:drawing>
           <wp:inline xmlns:a="http://schemas.openxmlformats.org/drawingml/2006/main" xmlns:pic="http://schemas.openxmlformats.org/drawingml/2006/picture">
-            <wp:extent cx="6096000" cy="3425952"/>
+            <wp:extent cx="6096000" cy="4456176"/>
             <wp:docPr id="15" name="Picture 15"/>
             <wp:cNvGraphicFramePr>
               <a:graphicFrameLocks noChangeAspect="1"/>
@@ -1843,7 +1843,7 @@
                   <pic:spPr>
                     <a:xfrm>
                       <a:off x="0" y="0"/>
-                      <a:ext cx="6096000" cy="3425952"/>
+                      <a:ext cx="6096000" cy="4456176"/>
                     </a:xfrm>
                     <a:prstGeom prst="rect"/>
                   </pic:spPr>
@@ -1900,7 +1900,7 @@
         <w:rPr>
           <w:lang w:val="en_US" w:bidi="en_US"/>
         </w:rPr>
-        <w:t>Jewel with Engraving</w:t>
+        <w:t>Jerusalem Landscape</w:t>
       </w:r>
       <w:r>
         <w:rPr>
@@ -1936,7 +1936,7 @@
       <w:r>
         <w:drawing>
           <wp:inline xmlns:a="http://schemas.openxmlformats.org/drawingml/2006/main" xmlns:pic="http://schemas.openxmlformats.org/drawingml/2006/picture">
-            <wp:extent cx="6096000" cy="3425952"/>
+            <wp:extent cx="6096000" cy="3432048"/>
             <wp:docPr id="16" name="Picture 16"/>
             <wp:cNvGraphicFramePr>
               <a:graphicFrameLocks noChangeAspect="1"/>
@@ -1957,7 +1957,7 @@
                   <pic:spPr>
                     <a:xfrm>
                       <a:off x="0" y="0"/>
-                      <a:ext cx="6096000" cy="3425952"/>
+                      <a:ext cx="6096000" cy="3432048"/>
                     </a:xfrm>
                     <a:prstGeom prst="rect"/>
                   </pic:spPr>
@@ -2014,7 +2014,7 @@
         <w:rPr>
           <w:lang w:val="en_US" w:bidi="en_US"/>
         </w:rPr>
-        <w:t>Jewelry</w:t>
+        <w:t>Jerusalem Wall Tower</w:t>
       </w:r>
       <w:r>
         <w:rPr>
@@ -2050,7 +2050,7 @@
       <w:r>
         <w:drawing>
           <wp:inline xmlns:a="http://schemas.openxmlformats.org/drawingml/2006/main" xmlns:pic="http://schemas.openxmlformats.org/drawingml/2006/picture">
-            <wp:extent cx="6096000" cy="7620000"/>
+            <wp:extent cx="6096000" cy="4572000"/>
             <wp:docPr id="17" name="Picture 17"/>
             <wp:cNvGraphicFramePr>
               <a:graphicFrameLocks noChangeAspect="1"/>
@@ -2071,7 +2071,7 @@
                   <pic:spPr>
                     <a:xfrm>
                       <a:off x="0" y="0"/>
-                      <a:ext cx="6096000" cy="7620000"/>
+                      <a:ext cx="6096000" cy="4572000"/>
                     </a:xfrm>
                     <a:prstGeom prst="rect"/>
                   </pic:spPr>
@@ -2128,7 +2128,7 @@
         <w:rPr>
           <w:lang w:val="en_US" w:bidi="en_US"/>
         </w:rPr>
-        <w:t>Jewelry</w:t>
+        <w:t>Jesus and Disciples in a Boat</w:t>
       </w:r>
       <w:r>
         <w:rPr>
@@ -2164,7 +2164,7 @@
       <w:r>
         <w:drawing>
           <wp:inline xmlns:a="http://schemas.openxmlformats.org/drawingml/2006/main" xmlns:pic="http://schemas.openxmlformats.org/drawingml/2006/picture">
-            <wp:extent cx="6096000" cy="4151376"/>
+            <wp:extent cx="6096000" cy="4090416"/>
             <wp:docPr id="18" name="Picture 18"/>
             <wp:cNvGraphicFramePr>
               <a:graphicFrameLocks noChangeAspect="1"/>
@@ -2185,7 +2185,7 @@
                   <pic:spPr>
                     <a:xfrm>
                       <a:off x="0" y="0"/>
-                      <a:ext cx="6096000" cy="4151376"/>
+                      <a:ext cx="6096000" cy="4090416"/>
                     </a:xfrm>
                     <a:prstGeom prst="rect"/>
                   </pic:spPr>
@@ -2242,7 +2242,7 @@
         <w:rPr>
           <w:lang w:val="en_US" w:bidi="en_US"/>
         </w:rPr>
-        <w:t>Jewelry</w:t>
+        <w:t>Jesus and Disciples in a Boat</w:t>
       </w:r>
       <w:r>
         <w:rPr>
@@ -2278,7 +2278,7 @@
       <w:r>
         <w:drawing>
           <wp:inline xmlns:a="http://schemas.openxmlformats.org/drawingml/2006/main" xmlns:pic="http://schemas.openxmlformats.org/drawingml/2006/picture">
-            <wp:extent cx="6096000" cy="3432048"/>
+            <wp:extent cx="6096000" cy="4066032"/>
             <wp:docPr id="19" name="Picture 19"/>
             <wp:cNvGraphicFramePr>
               <a:graphicFrameLocks noChangeAspect="1"/>
@@ -2299,7 +2299,7 @@
                   <pic:spPr>
                     <a:xfrm>
                       <a:off x="0" y="0"/>
-                      <a:ext cx="6096000" cy="3432048"/>
+                      <a:ext cx="6096000" cy="4066032"/>
                     </a:xfrm>
                     <a:prstGeom prst="rect"/>
                   </pic:spPr>
@@ -2356,7 +2356,7 @@
         <w:rPr>
           <w:lang w:val="en_US" w:bidi="en_US"/>
         </w:rPr>
-        <w:t>Jewelry</w:t>
+        <w:t>Jesus and Disciples in a Boat</w:t>
       </w:r>
       <w:r>
         <w:rPr>
@@ -2392,7 +2392,7 @@
       <w:r>
         <w:drawing>
           <wp:inline xmlns:a="http://schemas.openxmlformats.org/drawingml/2006/main" xmlns:pic="http://schemas.openxmlformats.org/drawingml/2006/picture">
-            <wp:extent cx="6096000" cy="3432048"/>
+            <wp:extent cx="6096000" cy="4090416"/>
             <wp:docPr id="20" name="Picture 20"/>
             <wp:cNvGraphicFramePr>
               <a:graphicFrameLocks noChangeAspect="1"/>
@@ -2413,7 +2413,7 @@
                   <pic:spPr>
                     <a:xfrm>
                       <a:off x="0" y="0"/>
-                      <a:ext cx="6096000" cy="3432048"/>
+                      <a:ext cx="6096000" cy="4090416"/>
                     </a:xfrm>
                     <a:prstGeom prst="rect"/>
                   </pic:spPr>
@@ -2470,7 +2470,7 @@
         <w:rPr>
           <w:lang w:val="en_US" w:bidi="en_US"/>
         </w:rPr>
-        <w:t>Jewelry</w:t>
+        <w:t>Jesus Tried by the High Priest</w:t>
       </w:r>
       <w:r>
         <w:rPr>
@@ -2506,7 +2506,7 @@
       <w:r>
         <w:drawing>
           <wp:inline xmlns:a="http://schemas.openxmlformats.org/drawingml/2006/main" xmlns:pic="http://schemas.openxmlformats.org/drawingml/2006/picture">
-            <wp:extent cx="6096000" cy="3432048"/>
+            <wp:extent cx="6096000" cy="5260848"/>
             <wp:docPr id="21" name="Picture 21"/>
             <wp:cNvGraphicFramePr>
               <a:graphicFrameLocks noChangeAspect="1"/>
@@ -2527,7 +2527,7 @@
                   <pic:spPr>
                     <a:xfrm>
                       <a:off x="0" y="0"/>
-                      <a:ext cx="6096000" cy="3432048"/>
+                      <a:ext cx="6096000" cy="5260848"/>
                     </a:xfrm>
                     <a:prstGeom prst="rect"/>
                   </pic:spPr>
@@ -2584,7 +2584,7 @@
         <w:rPr>
           <w:lang w:val="en_US" w:bidi="en_US"/>
         </w:rPr>
-        <w:t>Jewelry</w:t>
+        <w:t>Jewel with Engraving</w:t>
       </w:r>
       <w:r>
         <w:rPr>
@@ -2620,7 +2620,7 @@
       <w:r>
         <w:drawing>
           <wp:inline xmlns:a="http://schemas.openxmlformats.org/drawingml/2006/main" xmlns:pic="http://schemas.openxmlformats.org/drawingml/2006/picture">
-            <wp:extent cx="6096000" cy="3432048"/>
+            <wp:extent cx="6096000" cy="3425952"/>
             <wp:docPr id="22" name="Picture 22"/>
             <wp:cNvGraphicFramePr>
               <a:graphicFrameLocks noChangeAspect="1"/>
@@ -2641,7 +2641,7 @@
                   <pic:spPr>
                     <a:xfrm>
                       <a:off x="0" y="0"/>
-                      <a:ext cx="6096000" cy="3432048"/>
+                      <a:ext cx="6096000" cy="3425952"/>
                     </a:xfrm>
                     <a:prstGeom prst="rect"/>
                   </pic:spPr>
@@ -2698,7 +2698,7 @@
         <w:rPr>
           <w:lang w:val="en_US" w:bidi="en_US"/>
         </w:rPr>
-        <w:t>Jewelry</w:t>
+        <w:t>Jewel with Engraving</w:t>
       </w:r>
       <w:r>
         <w:rPr>
@@ -2734,7 +2734,7 @@
       <w:r>
         <w:drawing>
           <wp:inline xmlns:a="http://schemas.openxmlformats.org/drawingml/2006/main" xmlns:pic="http://schemas.openxmlformats.org/drawingml/2006/picture">
-            <wp:extent cx="6096000" cy="3432048"/>
+            <wp:extent cx="6096000" cy="3425952"/>
             <wp:docPr id="23" name="Picture 23"/>
             <wp:cNvGraphicFramePr>
               <a:graphicFrameLocks noChangeAspect="1"/>
@@ -2755,7 +2755,7 @@
                   <pic:spPr>
                     <a:xfrm>
                       <a:off x="0" y="0"/>
-                      <a:ext cx="6096000" cy="3432048"/>
+                      <a:ext cx="6096000" cy="3425952"/>
                     </a:xfrm>
                     <a:prstGeom prst="rect"/>
                   </pic:spPr>
@@ -2848,7 +2848,7 @@
       <w:r>
         <w:drawing>
           <wp:inline xmlns:a="http://schemas.openxmlformats.org/drawingml/2006/main" xmlns:pic="http://schemas.openxmlformats.org/drawingml/2006/picture">
-            <wp:extent cx="6096000" cy="3432048"/>
+            <wp:extent cx="6096000" cy="7620000"/>
             <wp:docPr id="24" name="Picture 24"/>
             <wp:cNvGraphicFramePr>
               <a:graphicFrameLocks noChangeAspect="1"/>
@@ -2869,7 +2869,7 @@
                   <pic:spPr>
                     <a:xfrm>
                       <a:off x="0" y="0"/>
-                      <a:ext cx="6096000" cy="3432048"/>
+                      <a:ext cx="6096000" cy="7620000"/>
                     </a:xfrm>
                     <a:prstGeom prst="rect"/>
                   </pic:spPr>
@@ -2926,7 +2926,7 @@
         <w:rPr>
           <w:lang w:val="en_US" w:bidi="en_US"/>
         </w:rPr>
-        <w:t>Jewish Lecture Hall</w:t>
+        <w:t>Jewelry</w:t>
       </w:r>
       <w:r>
         <w:rPr>
@@ -2962,7 +2962,7 @@
       <w:r>
         <w:drawing>
           <wp:inline xmlns:a="http://schemas.openxmlformats.org/drawingml/2006/main" xmlns:pic="http://schemas.openxmlformats.org/drawingml/2006/picture">
-            <wp:extent cx="6096000" cy="3413760"/>
+            <wp:extent cx="6096000" cy="4151376"/>
             <wp:docPr id="25" name="Picture 25"/>
             <wp:cNvGraphicFramePr>
               <a:graphicFrameLocks noChangeAspect="1"/>
@@ -2983,7 +2983,7 @@
                   <pic:spPr>
                     <a:xfrm>
                       <a:off x="0" y="0"/>
-                      <a:ext cx="6096000" cy="3413760"/>
+                      <a:ext cx="6096000" cy="4151376"/>
                     </a:xfrm>
                     <a:prstGeom prst="rect"/>
                   </pic:spPr>
@@ -3040,7 +3040,7 @@
         <w:rPr>
           <w:lang w:val="en_US" w:bidi="en_US"/>
         </w:rPr>
-        <w:t>Jewish Lecture Hall</w:t>
+        <w:t>Jewelry</w:t>
       </w:r>
       <w:r>
         <w:rPr>
@@ -3076,7 +3076,7 @@
       <w:r>
         <w:drawing>
           <wp:inline xmlns:a="http://schemas.openxmlformats.org/drawingml/2006/main" xmlns:pic="http://schemas.openxmlformats.org/drawingml/2006/picture">
-            <wp:extent cx="6096000" cy="3413760"/>
+            <wp:extent cx="6096000" cy="3432048"/>
             <wp:docPr id="26" name="Picture 26"/>
             <wp:cNvGraphicFramePr>
               <a:graphicFrameLocks noChangeAspect="1"/>
@@ -3097,7 +3097,7 @@
                   <pic:spPr>
                     <a:xfrm>
                       <a:off x="0" y="0"/>
-                      <a:ext cx="6096000" cy="3413760"/>
+                      <a:ext cx="6096000" cy="3432048"/>
                     </a:xfrm>
                     <a:prstGeom prst="rect"/>
                   </pic:spPr>
@@ -3154,7 +3154,7 @@
         <w:rPr>
           <w:lang w:val="en_US" w:bidi="en_US"/>
         </w:rPr>
-        <w:t>Jewish Lecture Hall</w:t>
+        <w:t>Jewelry</w:t>
       </w:r>
       <w:r>
         <w:rPr>
@@ -3190,7 +3190,7 @@
       <w:r>
         <w:drawing>
           <wp:inline xmlns:a="http://schemas.openxmlformats.org/drawingml/2006/main" xmlns:pic="http://schemas.openxmlformats.org/drawingml/2006/picture">
-            <wp:extent cx="6096000" cy="3413760"/>
+            <wp:extent cx="6096000" cy="3432048"/>
             <wp:docPr id="27" name="Picture 27"/>
             <wp:cNvGraphicFramePr>
               <a:graphicFrameLocks noChangeAspect="1"/>
@@ -3211,7 +3211,7 @@
                   <pic:spPr>
                     <a:xfrm>
                       <a:off x="0" y="0"/>
-                      <a:ext cx="6096000" cy="3413760"/>
+                      <a:ext cx="6096000" cy="3432048"/>
                     </a:xfrm>
                     <a:prstGeom prst="rect"/>
                   </pic:spPr>
@@ -3268,7 +3268,7 @@
         <w:rPr>
           <w:lang w:val="en_US" w:bidi="en_US"/>
         </w:rPr>
-        <w:t>Jezreel Valley</w:t>
+        <w:t>Jewelry</w:t>
       </w:r>
       <w:r>
         <w:rPr>
@@ -3304,7 +3304,7 @@
       <w:r>
         <w:drawing>
           <wp:inline xmlns:a="http://schemas.openxmlformats.org/drawingml/2006/main" xmlns:pic="http://schemas.openxmlformats.org/drawingml/2006/picture">
-            <wp:extent cx="6096000" cy="4066032"/>
+            <wp:extent cx="6096000" cy="3432048"/>
             <wp:docPr id="28" name="Picture 28"/>
             <wp:cNvGraphicFramePr>
               <a:graphicFrameLocks noChangeAspect="1"/>
@@ -3325,7 +3325,7 @@
                   <pic:spPr>
                     <a:xfrm>
                       <a:off x="0" y="0"/>
-                      <a:ext cx="6096000" cy="4066032"/>
+                      <a:ext cx="6096000" cy="3432048"/>
                     </a:xfrm>
                     <a:prstGeom prst="rect"/>
                   </pic:spPr>
@@ -3382,7 +3382,7 @@
         <w:rPr>
           <w:lang w:val="en_US" w:bidi="en_US"/>
         </w:rPr>
-        <w:t>Jezreel Valley</w:t>
+        <w:t>Jewelry</w:t>
       </w:r>
       <w:r>
         <w:rPr>
@@ -3496,7 +3496,7 @@
         <w:rPr>
           <w:lang w:val="en_US" w:bidi="en_US"/>
         </w:rPr>
-        <w:t>Jezreel Valley</w:t>
+        <w:t>Jewelry</w:t>
       </w:r>
       <w:r>
         <w:rPr>
@@ -3532,7 +3532,7 @@
       <w:r>
         <w:drawing>
           <wp:inline xmlns:a="http://schemas.openxmlformats.org/drawingml/2006/main" xmlns:pic="http://schemas.openxmlformats.org/drawingml/2006/picture">
-            <wp:extent cx="6096000" cy="4066032"/>
+            <wp:extent cx="6096000" cy="3432048"/>
             <wp:docPr id="30" name="Picture 30"/>
             <wp:cNvGraphicFramePr>
               <a:graphicFrameLocks noChangeAspect="1"/>
@@ -3553,7 +3553,7 @@
                   <pic:spPr>
                     <a:xfrm>
                       <a:off x="0" y="0"/>
-                      <a:ext cx="6096000" cy="4066032"/>
+                      <a:ext cx="6096000" cy="3432048"/>
                     </a:xfrm>
                     <a:prstGeom prst="rect"/>
                   </pic:spPr>
@@ -3610,7 +3610,7 @@
         <w:rPr>
           <w:lang w:val="en_US" w:bidi="en_US"/>
         </w:rPr>
-        <w:t>Jordan River</w:t>
+        <w:t>Jewelry</w:t>
       </w:r>
       <w:r>
         <w:rPr>
@@ -3646,7 +3646,7 @@
       <w:r>
         <w:drawing>
           <wp:inline xmlns:a="http://schemas.openxmlformats.org/drawingml/2006/main" xmlns:pic="http://schemas.openxmlformats.org/drawingml/2006/picture">
-            <wp:extent cx="6096000" cy="4261104"/>
+            <wp:extent cx="6096000" cy="3432048"/>
             <wp:docPr id="31" name="Picture 31"/>
             <wp:cNvGraphicFramePr>
               <a:graphicFrameLocks noChangeAspect="1"/>
@@ -3667,7 +3667,7 @@
                   <pic:spPr>
                     <a:xfrm>
                       <a:off x="0" y="0"/>
-                      <a:ext cx="6096000" cy="4261104"/>
+                      <a:ext cx="6096000" cy="3432048"/>
                     </a:xfrm>
                     <a:prstGeom prst="rect"/>
                   </pic:spPr>
@@ -3724,7 +3724,7 @@
         <w:rPr>
           <w:lang w:val="en_US" w:bidi="en_US"/>
         </w:rPr>
-        <w:t>Joseph's Coat</w:t>
+        <w:t>Jewish Lecture Hall</w:t>
       </w:r>
       <w:r>
         <w:rPr>
@@ -3760,7 +3760,7 @@
       <w:r>
         <w:drawing>
           <wp:inline xmlns:a="http://schemas.openxmlformats.org/drawingml/2006/main" xmlns:pic="http://schemas.openxmlformats.org/drawingml/2006/picture">
-            <wp:extent cx="6096000" cy="4066032"/>
+            <wp:extent cx="6096000" cy="3413760"/>
             <wp:docPr id="32" name="Picture 32"/>
             <wp:cNvGraphicFramePr>
               <a:graphicFrameLocks noChangeAspect="1"/>
@@ -3781,7 +3781,7 @@
                   <pic:spPr>
                     <a:xfrm>
                       <a:off x="0" y="0"/>
-                      <a:ext cx="6096000" cy="4066032"/>
+                      <a:ext cx="6096000" cy="3413760"/>
                     </a:xfrm>
                     <a:prstGeom prst="rect"/>
                   </pic:spPr>
@@ -3838,7 +3838,7 @@
         <w:rPr>
           <w:lang w:val="en_US" w:bidi="en_US"/>
         </w:rPr>
-        <w:t>Joseph's Coat</w:t>
+        <w:t>Jewish Lecture Hall</w:t>
       </w:r>
       <w:r>
         <w:rPr>
@@ -3874,7 +3874,7 @@
       <w:r>
         <w:drawing>
           <wp:inline xmlns:a="http://schemas.openxmlformats.org/drawingml/2006/main" xmlns:pic="http://schemas.openxmlformats.org/drawingml/2006/picture">
-            <wp:extent cx="6096000" cy="4066032"/>
+            <wp:extent cx="6096000" cy="3413760"/>
             <wp:docPr id="33" name="Picture 33"/>
             <wp:cNvGraphicFramePr>
               <a:graphicFrameLocks noChangeAspect="1"/>
@@ -3895,7 +3895,7 @@
                   <pic:spPr>
                     <a:xfrm>
                       <a:off x="0" y="0"/>
-                      <a:ext cx="6096000" cy="4066032"/>
+                      <a:ext cx="6096000" cy="3413760"/>
                     </a:xfrm>
                     <a:prstGeom prst="rect"/>
                   </pic:spPr>
@@ -3952,7 +3952,7 @@
         <w:rPr>
           <w:lang w:val="en_US" w:bidi="en_US"/>
         </w:rPr>
-        <w:t>Joseph's Coat</w:t>
+        <w:t>Jewish Lecture Hall</w:t>
       </w:r>
       <w:r>
         <w:rPr>
@@ -3988,7 +3988,7 @@
       <w:r>
         <w:drawing>
           <wp:inline xmlns:a="http://schemas.openxmlformats.org/drawingml/2006/main" xmlns:pic="http://schemas.openxmlformats.org/drawingml/2006/picture">
-            <wp:extent cx="6096000" cy="4066032"/>
+            <wp:extent cx="6096000" cy="3413760"/>
             <wp:docPr id="34" name="Picture 34"/>
             <wp:cNvGraphicFramePr>
               <a:graphicFrameLocks noChangeAspect="1"/>
@@ -4009,6 +4009,120 @@
                   <pic:spPr>
                     <a:xfrm>
                       <a:off x="0" y="0"/>
+                      <a:ext cx="6096000" cy="3413760"/>
+                    </a:xfrm>
+                    <a:prstGeom prst="rect"/>
+                  </pic:spPr>
+                </pic:pic>
+              </a:graphicData>
+            </a:graphic>
+          </wp:inline>
+        </w:drawing>
+      </w:r>
+    </w:p>
+    <w:p>
+      <w:pPr/>
+      <w:r>
+        <w:rPr>
+          <w:lang w:val="en_US" w:bidi="en_US"/>
+        </w:rPr>
+      </w:r>
+      <w:hyperlink r:id="rId80">
+        <w:r>
+          <w:rPr>
+            <w:lang w:val="en_US" w:bidi="en_US"/>
+          </w:rPr>
+          <w:rPr>
+            <w:color w:val="0000EE"/>
+            <w:u w:val="single"/>
+          </w:rPr>
+          <w:t>link</w:t>
+        </w:r>
+      </w:hyperlink>
+      <w:r>
+        <w:rPr>
+          <w:lang w:val="en_US" w:bidi="en_US"/>
+        </w:rPr>
+      </w:r>
+      <w:r>
+        <w:rPr>
+          <w:lang w:val="en_US" w:bidi="en_US"/>
+        </w:rPr>
+      </w:r>
+    </w:p>
+    <w:p>
+      <w:pPr/>
+      <w:r>
+        <w:rPr>
+          <w:lang w:val="en_US" w:bidi="en_US"/>
+        </w:rPr>
+      </w:r>
+    </w:p>
+    <w:p>
+      <w:pPr>
+        <w:pStyle w:val="Heading2"/>
+      </w:pPr>
+      <w:r>
+        <w:rPr>
+          <w:lang w:val="en_US" w:bidi="en_US"/>
+        </w:rPr>
+        <w:t>Jezreel Valley</w:t>
+      </w:r>
+      <w:r>
+        <w:rPr>
+          <w:lang w:val="en_US" w:bidi="en_US"/>
+        </w:rPr>
+      </w:r>
+    </w:p>
+    <w:p>
+      <w:pPr>
+        <w:pStyle w:val="Heading4"/>
+      </w:pPr>
+      <w:r>
+        <w:rPr>
+          <w:lang w:val="en_US" w:bidi="en_US"/>
+        </w:rPr>
+        <w:t>Image Content</w:t>
+      </w:r>
+      <w:r>
+        <w:rPr>
+          <w:lang w:val="en_US" w:bidi="en_US"/>
+        </w:rPr>
+      </w:r>
+    </w:p>
+    <w:p>
+      <w:pPr/>
+      <w:r>
+        <w:rPr>
+          <w:lang w:val="en_US" w:bidi="en_US"/>
+        </w:rPr>
+      </w:r>
+    </w:p>
+    <w:p>
+      <w:r>
+        <w:drawing>
+          <wp:inline xmlns:a="http://schemas.openxmlformats.org/drawingml/2006/main" xmlns:pic="http://schemas.openxmlformats.org/drawingml/2006/picture">
+            <wp:extent cx="6096000" cy="4066032"/>
+            <wp:docPr id="35" name="Picture 35"/>
+            <wp:cNvGraphicFramePr>
+              <a:graphicFrameLocks noChangeAspect="1"/>
+            </wp:cNvGraphicFramePr>
+            <a:graphic>
+              <a:graphicData uri="http://schemas.openxmlformats.org/drawingml/2006/picture">
+                <pic:pic>
+                  <pic:nvPicPr>
+                    <pic:cNvPr id="0" name="image.jpg"/>
+                    <pic:cNvPicPr/>
+                  </pic:nvPicPr>
+                  <pic:blipFill>
+                    <a:blip r:embed="rId81"/>
+                    <a:stretch>
+                      <a:fillRect/>
+                    </a:stretch>
+                  </pic:blipFill>
+                  <pic:spPr>
+                    <a:xfrm>
+                      <a:off x="0" y="0"/>
                       <a:ext cx="6096000" cy="4066032"/>
                     </a:xfrm>
                     <a:prstGeom prst="rect"/>
@@ -4027,7 +4141,691 @@
           <w:lang w:val="en_US" w:bidi="en_US"/>
         </w:rPr>
       </w:r>
-      <w:hyperlink r:id="rId80">
+      <w:hyperlink r:id="rId82">
+        <w:r>
+          <w:rPr>
+            <w:lang w:val="en_US" w:bidi="en_US"/>
+          </w:rPr>
+          <w:rPr>
+            <w:color w:val="0000EE"/>
+            <w:u w:val="single"/>
+          </w:rPr>
+          <w:t>link</w:t>
+        </w:r>
+      </w:hyperlink>
+      <w:r>
+        <w:rPr>
+          <w:lang w:val="en_US" w:bidi="en_US"/>
+        </w:rPr>
+      </w:r>
+      <w:r>
+        <w:rPr>
+          <w:lang w:val="en_US" w:bidi="en_US"/>
+        </w:rPr>
+      </w:r>
+    </w:p>
+    <w:p>
+      <w:pPr/>
+      <w:r>
+        <w:rPr>
+          <w:lang w:val="en_US" w:bidi="en_US"/>
+        </w:rPr>
+      </w:r>
+    </w:p>
+    <w:p>
+      <w:pPr>
+        <w:pStyle w:val="Heading2"/>
+      </w:pPr>
+      <w:r>
+        <w:rPr>
+          <w:lang w:val="en_US" w:bidi="en_US"/>
+        </w:rPr>
+        <w:t>Jezreel Valley</w:t>
+      </w:r>
+      <w:r>
+        <w:rPr>
+          <w:lang w:val="en_US" w:bidi="en_US"/>
+        </w:rPr>
+      </w:r>
+    </w:p>
+    <w:p>
+      <w:pPr>
+        <w:pStyle w:val="Heading4"/>
+      </w:pPr>
+      <w:r>
+        <w:rPr>
+          <w:lang w:val="en_US" w:bidi="en_US"/>
+        </w:rPr>
+        <w:t>Image Content</w:t>
+      </w:r>
+      <w:r>
+        <w:rPr>
+          <w:lang w:val="en_US" w:bidi="en_US"/>
+        </w:rPr>
+      </w:r>
+    </w:p>
+    <w:p>
+      <w:pPr/>
+      <w:r>
+        <w:rPr>
+          <w:lang w:val="en_US" w:bidi="en_US"/>
+        </w:rPr>
+      </w:r>
+    </w:p>
+    <w:p>
+      <w:r>
+        <w:drawing>
+          <wp:inline xmlns:a="http://schemas.openxmlformats.org/drawingml/2006/main" xmlns:pic="http://schemas.openxmlformats.org/drawingml/2006/picture">
+            <wp:extent cx="6096000" cy="3432048"/>
+            <wp:docPr id="36" name="Picture 36"/>
+            <wp:cNvGraphicFramePr>
+              <a:graphicFrameLocks noChangeAspect="1"/>
+            </wp:cNvGraphicFramePr>
+            <a:graphic>
+              <a:graphicData uri="http://schemas.openxmlformats.org/drawingml/2006/picture">
+                <pic:pic>
+                  <pic:nvPicPr>
+                    <pic:cNvPr id="0" name="image.jpg"/>
+                    <pic:cNvPicPr/>
+                  </pic:nvPicPr>
+                  <pic:blipFill>
+                    <a:blip r:embed="rId83"/>
+                    <a:stretch>
+                      <a:fillRect/>
+                    </a:stretch>
+                  </pic:blipFill>
+                  <pic:spPr>
+                    <a:xfrm>
+                      <a:off x="0" y="0"/>
+                      <a:ext cx="6096000" cy="3432048"/>
+                    </a:xfrm>
+                    <a:prstGeom prst="rect"/>
+                  </pic:spPr>
+                </pic:pic>
+              </a:graphicData>
+            </a:graphic>
+          </wp:inline>
+        </w:drawing>
+      </w:r>
+    </w:p>
+    <w:p>
+      <w:pPr/>
+      <w:r>
+        <w:rPr>
+          <w:lang w:val="en_US" w:bidi="en_US"/>
+        </w:rPr>
+      </w:r>
+      <w:hyperlink r:id="rId84">
+        <w:r>
+          <w:rPr>
+            <w:lang w:val="en_US" w:bidi="en_US"/>
+          </w:rPr>
+          <w:rPr>
+            <w:color w:val="0000EE"/>
+            <w:u w:val="single"/>
+          </w:rPr>
+          <w:t>link</w:t>
+        </w:r>
+      </w:hyperlink>
+      <w:r>
+        <w:rPr>
+          <w:lang w:val="en_US" w:bidi="en_US"/>
+        </w:rPr>
+      </w:r>
+      <w:r>
+        <w:rPr>
+          <w:lang w:val="en_US" w:bidi="en_US"/>
+        </w:rPr>
+      </w:r>
+    </w:p>
+    <w:p>
+      <w:pPr/>
+      <w:r>
+        <w:rPr>
+          <w:lang w:val="en_US" w:bidi="en_US"/>
+        </w:rPr>
+      </w:r>
+    </w:p>
+    <w:p>
+      <w:pPr>
+        <w:pStyle w:val="Heading2"/>
+      </w:pPr>
+      <w:r>
+        <w:rPr>
+          <w:lang w:val="en_US" w:bidi="en_US"/>
+        </w:rPr>
+        <w:t>Jezreel Valley</w:t>
+      </w:r>
+      <w:r>
+        <w:rPr>
+          <w:lang w:val="en_US" w:bidi="en_US"/>
+        </w:rPr>
+      </w:r>
+    </w:p>
+    <w:p>
+      <w:pPr>
+        <w:pStyle w:val="Heading4"/>
+      </w:pPr>
+      <w:r>
+        <w:rPr>
+          <w:lang w:val="en_US" w:bidi="en_US"/>
+        </w:rPr>
+        <w:t>Image Content</w:t>
+      </w:r>
+      <w:r>
+        <w:rPr>
+          <w:lang w:val="en_US" w:bidi="en_US"/>
+        </w:rPr>
+      </w:r>
+    </w:p>
+    <w:p>
+      <w:pPr/>
+      <w:r>
+        <w:rPr>
+          <w:lang w:val="en_US" w:bidi="en_US"/>
+        </w:rPr>
+      </w:r>
+    </w:p>
+    <w:p>
+      <w:r>
+        <w:drawing>
+          <wp:inline xmlns:a="http://schemas.openxmlformats.org/drawingml/2006/main" xmlns:pic="http://schemas.openxmlformats.org/drawingml/2006/picture">
+            <wp:extent cx="6096000" cy="4066032"/>
+            <wp:docPr id="37" name="Picture 37"/>
+            <wp:cNvGraphicFramePr>
+              <a:graphicFrameLocks noChangeAspect="1"/>
+            </wp:cNvGraphicFramePr>
+            <a:graphic>
+              <a:graphicData uri="http://schemas.openxmlformats.org/drawingml/2006/picture">
+                <pic:pic>
+                  <pic:nvPicPr>
+                    <pic:cNvPr id="0" name="image.jpg"/>
+                    <pic:cNvPicPr/>
+                  </pic:nvPicPr>
+                  <pic:blipFill>
+                    <a:blip r:embed="rId85"/>
+                    <a:stretch>
+                      <a:fillRect/>
+                    </a:stretch>
+                  </pic:blipFill>
+                  <pic:spPr>
+                    <a:xfrm>
+                      <a:off x="0" y="0"/>
+                      <a:ext cx="6096000" cy="4066032"/>
+                    </a:xfrm>
+                    <a:prstGeom prst="rect"/>
+                  </pic:spPr>
+                </pic:pic>
+              </a:graphicData>
+            </a:graphic>
+          </wp:inline>
+        </w:drawing>
+      </w:r>
+    </w:p>
+    <w:p>
+      <w:pPr/>
+      <w:r>
+        <w:rPr>
+          <w:lang w:val="en_US" w:bidi="en_US"/>
+        </w:rPr>
+      </w:r>
+      <w:hyperlink r:id="rId86">
+        <w:r>
+          <w:rPr>
+            <w:lang w:val="en_US" w:bidi="en_US"/>
+          </w:rPr>
+          <w:rPr>
+            <w:color w:val="0000EE"/>
+            <w:u w:val="single"/>
+          </w:rPr>
+          <w:t>link</w:t>
+        </w:r>
+      </w:hyperlink>
+      <w:r>
+        <w:rPr>
+          <w:lang w:val="en_US" w:bidi="en_US"/>
+        </w:rPr>
+      </w:r>
+      <w:r>
+        <w:rPr>
+          <w:lang w:val="en_US" w:bidi="en_US"/>
+        </w:rPr>
+      </w:r>
+    </w:p>
+    <w:p>
+      <w:pPr/>
+      <w:r>
+        <w:rPr>
+          <w:lang w:val="en_US" w:bidi="en_US"/>
+        </w:rPr>
+      </w:r>
+    </w:p>
+    <w:p>
+      <w:pPr>
+        <w:pStyle w:val="Heading2"/>
+      </w:pPr>
+      <w:r>
+        <w:rPr>
+          <w:lang w:val="en_US" w:bidi="en_US"/>
+        </w:rPr>
+        <w:t>Jordan River</w:t>
+      </w:r>
+      <w:r>
+        <w:rPr>
+          <w:lang w:val="en_US" w:bidi="en_US"/>
+        </w:rPr>
+      </w:r>
+    </w:p>
+    <w:p>
+      <w:pPr>
+        <w:pStyle w:val="Heading4"/>
+      </w:pPr>
+      <w:r>
+        <w:rPr>
+          <w:lang w:val="en_US" w:bidi="en_US"/>
+        </w:rPr>
+        <w:t>Image Content</w:t>
+      </w:r>
+      <w:r>
+        <w:rPr>
+          <w:lang w:val="en_US" w:bidi="en_US"/>
+        </w:rPr>
+      </w:r>
+    </w:p>
+    <w:p>
+      <w:pPr/>
+      <w:r>
+        <w:rPr>
+          <w:lang w:val="en_US" w:bidi="en_US"/>
+        </w:rPr>
+      </w:r>
+    </w:p>
+    <w:p>
+      <w:r>
+        <w:drawing>
+          <wp:inline xmlns:a="http://schemas.openxmlformats.org/drawingml/2006/main" xmlns:pic="http://schemas.openxmlformats.org/drawingml/2006/picture">
+            <wp:extent cx="6096000" cy="4261104"/>
+            <wp:docPr id="38" name="Picture 38"/>
+            <wp:cNvGraphicFramePr>
+              <a:graphicFrameLocks noChangeAspect="1"/>
+            </wp:cNvGraphicFramePr>
+            <a:graphic>
+              <a:graphicData uri="http://schemas.openxmlformats.org/drawingml/2006/picture">
+                <pic:pic>
+                  <pic:nvPicPr>
+                    <pic:cNvPr id="0" name="image.jpg"/>
+                    <pic:cNvPicPr/>
+                  </pic:nvPicPr>
+                  <pic:blipFill>
+                    <a:blip r:embed="rId87"/>
+                    <a:stretch>
+                      <a:fillRect/>
+                    </a:stretch>
+                  </pic:blipFill>
+                  <pic:spPr>
+                    <a:xfrm>
+                      <a:off x="0" y="0"/>
+                      <a:ext cx="6096000" cy="4261104"/>
+                    </a:xfrm>
+                    <a:prstGeom prst="rect"/>
+                  </pic:spPr>
+                </pic:pic>
+              </a:graphicData>
+            </a:graphic>
+          </wp:inline>
+        </w:drawing>
+      </w:r>
+    </w:p>
+    <w:p>
+      <w:pPr/>
+      <w:r>
+        <w:rPr>
+          <w:lang w:val="en_US" w:bidi="en_US"/>
+        </w:rPr>
+      </w:r>
+      <w:hyperlink r:id="rId88">
+        <w:r>
+          <w:rPr>
+            <w:lang w:val="en_US" w:bidi="en_US"/>
+          </w:rPr>
+          <w:rPr>
+            <w:color w:val="0000EE"/>
+            <w:u w:val="single"/>
+          </w:rPr>
+          <w:t>link</w:t>
+        </w:r>
+      </w:hyperlink>
+      <w:r>
+        <w:rPr>
+          <w:lang w:val="en_US" w:bidi="en_US"/>
+        </w:rPr>
+      </w:r>
+      <w:r>
+        <w:rPr>
+          <w:lang w:val="en_US" w:bidi="en_US"/>
+        </w:rPr>
+      </w:r>
+    </w:p>
+    <w:p>
+      <w:pPr/>
+      <w:r>
+        <w:rPr>
+          <w:lang w:val="en_US" w:bidi="en_US"/>
+        </w:rPr>
+      </w:r>
+    </w:p>
+    <w:p>
+      <w:pPr>
+        <w:pStyle w:val="Heading2"/>
+      </w:pPr>
+      <w:r>
+        <w:rPr>
+          <w:lang w:val="en_US" w:bidi="en_US"/>
+        </w:rPr>
+        <w:t>Joseph's Coat</w:t>
+      </w:r>
+      <w:r>
+        <w:rPr>
+          <w:lang w:val="en_US" w:bidi="en_US"/>
+        </w:rPr>
+      </w:r>
+    </w:p>
+    <w:p>
+      <w:pPr>
+        <w:pStyle w:val="Heading4"/>
+      </w:pPr>
+      <w:r>
+        <w:rPr>
+          <w:lang w:val="en_US" w:bidi="en_US"/>
+        </w:rPr>
+        <w:t>Image Content</w:t>
+      </w:r>
+      <w:r>
+        <w:rPr>
+          <w:lang w:val="en_US" w:bidi="en_US"/>
+        </w:rPr>
+      </w:r>
+    </w:p>
+    <w:p>
+      <w:pPr/>
+      <w:r>
+        <w:rPr>
+          <w:lang w:val="en_US" w:bidi="en_US"/>
+        </w:rPr>
+      </w:r>
+    </w:p>
+    <w:p>
+      <w:r>
+        <w:drawing>
+          <wp:inline xmlns:a="http://schemas.openxmlformats.org/drawingml/2006/main" xmlns:pic="http://schemas.openxmlformats.org/drawingml/2006/picture">
+            <wp:extent cx="6096000" cy="4066032"/>
+            <wp:docPr id="39" name="Picture 39"/>
+            <wp:cNvGraphicFramePr>
+              <a:graphicFrameLocks noChangeAspect="1"/>
+            </wp:cNvGraphicFramePr>
+            <a:graphic>
+              <a:graphicData uri="http://schemas.openxmlformats.org/drawingml/2006/picture">
+                <pic:pic>
+                  <pic:nvPicPr>
+                    <pic:cNvPr id="0" name="image.jpg"/>
+                    <pic:cNvPicPr/>
+                  </pic:nvPicPr>
+                  <pic:blipFill>
+                    <a:blip r:embed="rId89"/>
+                    <a:stretch>
+                      <a:fillRect/>
+                    </a:stretch>
+                  </pic:blipFill>
+                  <pic:spPr>
+                    <a:xfrm>
+                      <a:off x="0" y="0"/>
+                      <a:ext cx="6096000" cy="4066032"/>
+                    </a:xfrm>
+                    <a:prstGeom prst="rect"/>
+                  </pic:spPr>
+                </pic:pic>
+              </a:graphicData>
+            </a:graphic>
+          </wp:inline>
+        </w:drawing>
+      </w:r>
+    </w:p>
+    <w:p>
+      <w:pPr/>
+      <w:r>
+        <w:rPr>
+          <w:lang w:val="en_US" w:bidi="en_US"/>
+        </w:rPr>
+      </w:r>
+      <w:hyperlink r:id="rId90">
+        <w:r>
+          <w:rPr>
+            <w:lang w:val="en_US" w:bidi="en_US"/>
+          </w:rPr>
+          <w:rPr>
+            <w:color w:val="0000EE"/>
+            <w:u w:val="single"/>
+          </w:rPr>
+          <w:t>link</w:t>
+        </w:r>
+      </w:hyperlink>
+      <w:r>
+        <w:rPr>
+          <w:lang w:val="en_US" w:bidi="en_US"/>
+        </w:rPr>
+      </w:r>
+      <w:r>
+        <w:rPr>
+          <w:lang w:val="en_US" w:bidi="en_US"/>
+        </w:rPr>
+      </w:r>
+    </w:p>
+    <w:p>
+      <w:pPr/>
+      <w:r>
+        <w:rPr>
+          <w:lang w:val="en_US" w:bidi="en_US"/>
+        </w:rPr>
+      </w:r>
+    </w:p>
+    <w:p>
+      <w:pPr>
+        <w:pStyle w:val="Heading2"/>
+      </w:pPr>
+      <w:r>
+        <w:rPr>
+          <w:lang w:val="en_US" w:bidi="en_US"/>
+        </w:rPr>
+        <w:t>Joseph's Coat</w:t>
+      </w:r>
+      <w:r>
+        <w:rPr>
+          <w:lang w:val="en_US" w:bidi="en_US"/>
+        </w:rPr>
+      </w:r>
+    </w:p>
+    <w:p>
+      <w:pPr>
+        <w:pStyle w:val="Heading4"/>
+      </w:pPr>
+      <w:r>
+        <w:rPr>
+          <w:lang w:val="en_US" w:bidi="en_US"/>
+        </w:rPr>
+        <w:t>Image Content</w:t>
+      </w:r>
+      <w:r>
+        <w:rPr>
+          <w:lang w:val="en_US" w:bidi="en_US"/>
+        </w:rPr>
+      </w:r>
+    </w:p>
+    <w:p>
+      <w:pPr/>
+      <w:r>
+        <w:rPr>
+          <w:lang w:val="en_US" w:bidi="en_US"/>
+        </w:rPr>
+      </w:r>
+    </w:p>
+    <w:p>
+      <w:r>
+        <w:drawing>
+          <wp:inline xmlns:a="http://schemas.openxmlformats.org/drawingml/2006/main" xmlns:pic="http://schemas.openxmlformats.org/drawingml/2006/picture">
+            <wp:extent cx="6096000" cy="4066032"/>
+            <wp:docPr id="40" name="Picture 40"/>
+            <wp:cNvGraphicFramePr>
+              <a:graphicFrameLocks noChangeAspect="1"/>
+            </wp:cNvGraphicFramePr>
+            <a:graphic>
+              <a:graphicData uri="http://schemas.openxmlformats.org/drawingml/2006/picture">
+                <pic:pic>
+                  <pic:nvPicPr>
+                    <pic:cNvPr id="0" name="image.jpg"/>
+                    <pic:cNvPicPr/>
+                  </pic:nvPicPr>
+                  <pic:blipFill>
+                    <a:blip r:embed="rId91"/>
+                    <a:stretch>
+                      <a:fillRect/>
+                    </a:stretch>
+                  </pic:blipFill>
+                  <pic:spPr>
+                    <a:xfrm>
+                      <a:off x="0" y="0"/>
+                      <a:ext cx="6096000" cy="4066032"/>
+                    </a:xfrm>
+                    <a:prstGeom prst="rect"/>
+                  </pic:spPr>
+                </pic:pic>
+              </a:graphicData>
+            </a:graphic>
+          </wp:inline>
+        </w:drawing>
+      </w:r>
+    </w:p>
+    <w:p>
+      <w:pPr/>
+      <w:r>
+        <w:rPr>
+          <w:lang w:val="en_US" w:bidi="en_US"/>
+        </w:rPr>
+      </w:r>
+      <w:hyperlink r:id="rId92">
+        <w:r>
+          <w:rPr>
+            <w:lang w:val="en_US" w:bidi="en_US"/>
+          </w:rPr>
+          <w:rPr>
+            <w:color w:val="0000EE"/>
+            <w:u w:val="single"/>
+          </w:rPr>
+          <w:t>link</w:t>
+        </w:r>
+      </w:hyperlink>
+      <w:r>
+        <w:rPr>
+          <w:lang w:val="en_US" w:bidi="en_US"/>
+        </w:rPr>
+      </w:r>
+      <w:r>
+        <w:rPr>
+          <w:lang w:val="en_US" w:bidi="en_US"/>
+        </w:rPr>
+      </w:r>
+    </w:p>
+    <w:p>
+      <w:pPr/>
+      <w:r>
+        <w:rPr>
+          <w:lang w:val="en_US" w:bidi="en_US"/>
+        </w:rPr>
+      </w:r>
+    </w:p>
+    <w:p>
+      <w:pPr>
+        <w:pStyle w:val="Heading2"/>
+      </w:pPr>
+      <w:r>
+        <w:rPr>
+          <w:lang w:val="en_US" w:bidi="en_US"/>
+        </w:rPr>
+        <w:t>Joseph's Coat</w:t>
+      </w:r>
+      <w:r>
+        <w:rPr>
+          <w:lang w:val="en_US" w:bidi="en_US"/>
+        </w:rPr>
+      </w:r>
+    </w:p>
+    <w:p>
+      <w:pPr>
+        <w:pStyle w:val="Heading4"/>
+      </w:pPr>
+      <w:r>
+        <w:rPr>
+          <w:lang w:val="en_US" w:bidi="en_US"/>
+        </w:rPr>
+        <w:t>Image Content</w:t>
+      </w:r>
+      <w:r>
+        <w:rPr>
+          <w:lang w:val="en_US" w:bidi="en_US"/>
+        </w:rPr>
+      </w:r>
+    </w:p>
+    <w:p>
+      <w:pPr/>
+      <w:r>
+        <w:rPr>
+          <w:lang w:val="en_US" w:bidi="en_US"/>
+        </w:rPr>
+      </w:r>
+    </w:p>
+    <w:p>
+      <w:r>
+        <w:drawing>
+          <wp:inline xmlns:a="http://schemas.openxmlformats.org/drawingml/2006/main" xmlns:pic="http://schemas.openxmlformats.org/drawingml/2006/picture">
+            <wp:extent cx="6096000" cy="4066032"/>
+            <wp:docPr id="41" name="Picture 41"/>
+            <wp:cNvGraphicFramePr>
+              <a:graphicFrameLocks noChangeAspect="1"/>
+            </wp:cNvGraphicFramePr>
+            <a:graphic>
+              <a:graphicData uri="http://schemas.openxmlformats.org/drawingml/2006/picture">
+                <pic:pic>
+                  <pic:nvPicPr>
+                    <pic:cNvPr id="0" name="image.jpg"/>
+                    <pic:cNvPicPr/>
+                  </pic:nvPicPr>
+                  <pic:blipFill>
+                    <a:blip r:embed="rId93"/>
+                    <a:stretch>
+                      <a:fillRect/>
+                    </a:stretch>
+                  </pic:blipFill>
+                  <pic:spPr>
+                    <a:xfrm>
+                      <a:off x="0" y="0"/>
+                      <a:ext cx="6096000" cy="4066032"/>
+                    </a:xfrm>
+                    <a:prstGeom prst="rect"/>
+                  </pic:spPr>
+                </pic:pic>
+              </a:graphicData>
+            </a:graphic>
+          </wp:inline>
+        </w:drawing>
+      </w:r>
+    </w:p>
+    <w:p>
+      <w:pPr/>
+      <w:r>
+        <w:rPr>
+          <w:lang w:val="en_US" w:bidi="en_US"/>
+        </w:rPr>
+      </w:r>
+      <w:hyperlink r:id="rId94">
         <w:r>
           <w:rPr>
             <w:lang w:val="en_US" w:bidi="en_US"/>
